--- a/4. RESULTADOS/Validaciones/tabla_tendencias_paralelas.docx
+++ b/4. RESULTADOS/Validaciones/tabla_tendencias_paralelas.docx
@@ -25,7 +25,7 @@
         <w:ind w:left="60" w:right="60" w:firstLine="0" w:firstLineChars="0"/>
       </w:pPr>
       <w:r>
-        <w:t xml:space="preserve">Test conjunto de tendencias diferenciales pre-choque (2015-2019), sin y con controles</w:t>
+        <w:t xml:space="preserve">Test conjunto de tendencias diferenciales 2015-2019 (ref. 2015): sin controles, controles 2022 y controles contemporáneos</w:t>
       </w:r>
     </w:p>
     <w:tbl xmlns:a="http://schemas.openxmlformats.org/drawingml/2006/main" xmlns:pic="http://schemas.openxmlformats.org/drawingml/2006/picture">
@@ -36,9 +36,11 @@
       </w:tblPr>
       <w:tblGrid>
         <w:gridCol w:w="2942"/>
-        <w:gridCol w:w="2710"/>
+        <w:gridCol w:w="1683"/>
+        <w:gridCol w:w="1303"/>
         <w:gridCol w:w="1952"/>
-        <w:gridCol w:w="2025"/>
+        <w:gridCol w:w="2160"/>
+        <w:gridCol w:w="2514"/>
       </w:tblGrid>
       <w:tr>
         <w:trPr>
@@ -175,38 +177,38 @@
           <w:p>
             <w:pPr>
               <w:pStyle w:val="Normal"/>
-              <w:jc w:val="right"/>
-              <w:pBdr>
-                <w:bottom w:val="none" w:sz="0" w:space="0" w:color="000000"/>
-                <w:top w:val="none" w:sz="0" w:space="0" w:color="000000"/>
-                <w:left w:val="none" w:sz="0" w:space="0" w:color="000000"/>
-                <w:right w:val="none" w:sz="0" w:space="0" w:color="000000"/>
-              </w:pBdr>
-              <w:spacing w:after="100" w:before="100" w:line="240"/>
-              <w:ind w:left="100" w:right="100" w:firstLine="0" w:firstLineChars="0"/>
-              <w:rPr>
-                <w:rFonts w:ascii="Arial" w:hAnsi="Arial" w:eastAsia="Arial" w:cs="Arial"/>
-                <w:i w:val="false"/>
-                <w:b w:val="false"/>
-                <w:u w:val="none"/>
-                <w:strike w:val="false"/>
-                <w:sz w:val="22"/>
-                <w:szCs w:val="22"/>
-                <w:color w:val="000000"/>
-              </w:rPr>
-            </w:pPr>
-            <w:r>
-              <w:rPr>
-                <w:rFonts w:ascii="Arial" w:hAnsi="Arial" w:eastAsia="Arial" w:cs="Arial"/>
-                <w:i w:val="false"/>
-                <w:b w:val="false"/>
-                <w:u w:val="none"/>
-                <w:strike w:val="false"/>
-                <w:sz w:val="22"/>
-                <w:szCs w:val="22"/>
-                <w:color w:val="000000"/>
-              </w:rPr>
-              <w:t xml:space="preserve">p_sin_controles</w:t>
+              <w:jc w:val="left"/>
+              <w:pBdr>
+                <w:bottom w:val="none" w:sz="0" w:space="0" w:color="000000"/>
+                <w:top w:val="none" w:sz="0" w:space="0" w:color="000000"/>
+                <w:left w:val="none" w:sz="0" w:space="0" w:color="000000"/>
+                <w:right w:val="none" w:sz="0" w:space="0" w:color="000000"/>
+              </w:pBdr>
+              <w:spacing w:after="100" w:before="100" w:line="240"/>
+              <w:ind w:left="100" w:right="100" w:firstLine="0" w:firstLineChars="0"/>
+              <w:rPr>
+                <w:rFonts w:ascii="Arial" w:hAnsi="Arial" w:eastAsia="Arial" w:cs="Arial"/>
+                <w:i w:val="false"/>
+                <w:b w:val="false"/>
+                <w:u w:val="none"/>
+                <w:strike w:val="false"/>
+                <w:sz w:val="22"/>
+                <w:szCs w:val="22"/>
+                <w:color w:val="000000"/>
+              </w:rPr>
+            </w:pPr>
+            <w:r>
+              <w:rPr>
+                <w:rFonts w:ascii="Arial" w:hAnsi="Arial" w:eastAsia="Arial" w:cs="Arial"/>
+                <w:i w:val="false"/>
+                <w:b w:val="false"/>
+                <w:u w:val="none"/>
+                <w:strike w:val="false"/>
+                <w:sz w:val="22"/>
+                <w:szCs w:val="22"/>
+                <w:color w:val="000000"/>
+              </w:rPr>
+              <w:t xml:space="preserve">muestra</w:t>
             </w:r>
           </w:p>
         </w:tc>
@@ -261,7 +263,117 @@
                 <w:szCs w:val="22"/>
                 <w:color w:val="000000"/>
               </w:rPr>
-              <w:t xml:space="preserve">p_con_controles</w:t>
+              <w:t xml:space="preserve">p_sin_controles</w:t>
+            </w:r>
+          </w:p>
+        </w:tc>
+        <w:tc>
+          <w:tcPr>
+            <w:tcBorders>
+              <w:bottom w:val="single" w:sz="12" w:space="0" w:color="666666"/>
+              <w:top w:val="single" w:sz="12" w:space="0" w:color="666666"/>
+              <w:left w:val="none" w:sz="0" w:space="0" w:color="000000"/>
+              <w:right w:val="none" w:sz="0" w:space="0" w:color="000000"/>
+            </w:tcBorders>
+            <w:shd w:val="clear" w:color="auto" w:fill="FFFFFF"/>
+            <w:tcMar>
+              <w:top w:w="0" w:type="dxa"/>
+              <w:bottom w:w="0" w:type="dxa"/>
+              <w:left w:w="0" w:type="dxa"/>
+              <w:right w:w="0" w:type="dxa"/>
+            </w:tcMar>
+            <w:vAlign w:val="center"/>
+          </w:tcPr>
+          <w:p>
+            <w:pPr>
+              <w:pStyle w:val="Normal"/>
+              <w:jc w:val="right"/>
+              <w:pBdr>
+                <w:bottom w:val="none" w:sz="0" w:space="0" w:color="000000"/>
+                <w:top w:val="none" w:sz="0" w:space="0" w:color="000000"/>
+                <w:left w:val="none" w:sz="0" w:space="0" w:color="000000"/>
+                <w:right w:val="none" w:sz="0" w:space="0" w:color="000000"/>
+              </w:pBdr>
+              <w:spacing w:after="100" w:before="100" w:line="240"/>
+              <w:ind w:left="100" w:right="100" w:firstLine="0" w:firstLineChars="0"/>
+              <w:rPr>
+                <w:rFonts w:ascii="Arial" w:hAnsi="Arial" w:eastAsia="Arial" w:cs="Arial"/>
+                <w:i w:val="false"/>
+                <w:b w:val="false"/>
+                <w:u w:val="none"/>
+                <w:strike w:val="false"/>
+                <w:sz w:val="22"/>
+                <w:szCs w:val="22"/>
+                <w:color w:val="000000"/>
+              </w:rPr>
+            </w:pPr>
+            <w:r>
+              <w:rPr>
+                <w:rFonts w:ascii="Arial" w:hAnsi="Arial" w:eastAsia="Arial" w:cs="Arial"/>
+                <w:i w:val="false"/>
+                <w:b w:val="false"/>
+                <w:u w:val="none"/>
+                <w:strike w:val="false"/>
+                <w:sz w:val="22"/>
+                <w:szCs w:val="22"/>
+                <w:color w:val="000000"/>
+              </w:rPr>
+              <w:t xml:space="preserve">p_controles_2022</w:t>
+            </w:r>
+          </w:p>
+        </w:tc>
+        <w:tc>
+          <w:tcPr>
+            <w:tcBorders>
+              <w:bottom w:val="single" w:sz="12" w:space="0" w:color="666666"/>
+              <w:top w:val="single" w:sz="12" w:space="0" w:color="666666"/>
+              <w:left w:val="none" w:sz="0" w:space="0" w:color="000000"/>
+              <w:right w:val="none" w:sz="0" w:space="0" w:color="000000"/>
+            </w:tcBorders>
+            <w:shd w:val="clear" w:color="auto" w:fill="FFFFFF"/>
+            <w:tcMar>
+              <w:top w:w="0" w:type="dxa"/>
+              <w:bottom w:w="0" w:type="dxa"/>
+              <w:left w:w="0" w:type="dxa"/>
+              <w:right w:w="0" w:type="dxa"/>
+            </w:tcMar>
+            <w:vAlign w:val="center"/>
+          </w:tcPr>
+          <w:p>
+            <w:pPr>
+              <w:pStyle w:val="Normal"/>
+              <w:jc w:val="right"/>
+              <w:pBdr>
+                <w:bottom w:val="none" w:sz="0" w:space="0" w:color="000000"/>
+                <w:top w:val="none" w:sz="0" w:space="0" w:color="000000"/>
+                <w:left w:val="none" w:sz="0" w:space="0" w:color="000000"/>
+                <w:right w:val="none" w:sz="0" w:space="0" w:color="000000"/>
+              </w:pBdr>
+              <w:spacing w:after="100" w:before="100" w:line="240"/>
+              <w:ind w:left="100" w:right="100" w:firstLine="0" w:firstLineChars="0"/>
+              <w:rPr>
+                <w:rFonts w:ascii="Arial" w:hAnsi="Arial" w:eastAsia="Arial" w:cs="Arial"/>
+                <w:i w:val="false"/>
+                <w:b w:val="false"/>
+                <w:u w:val="none"/>
+                <w:strike w:val="false"/>
+                <w:sz w:val="22"/>
+                <w:szCs w:val="22"/>
+                <w:color w:val="000000"/>
+              </w:rPr>
+            </w:pPr>
+            <w:r>
+              <w:rPr>
+                <w:rFonts w:ascii="Arial" w:hAnsi="Arial" w:eastAsia="Arial" w:cs="Arial"/>
+                <w:i w:val="false"/>
+                <w:b w:val="false"/>
+                <w:u w:val="none"/>
+                <w:strike w:val="false"/>
+                <w:sz w:val="22"/>
+                <w:szCs w:val="22"/>
+                <w:color w:val="000000"/>
+              </w:rPr>
+              <w:t xml:space="preserve">p_controles_contemp</w:t>
             </w:r>
           </w:p>
         </w:tc>
@@ -376,7 +488,7 @@
                 <w:szCs w:val="22"/>
                 <w:color w:val="000000"/>
               </w:rPr>
-              <w:t xml:space="preserve">Exposure2022_obreros</w:t>
+              <w:t xml:space="preserve">exposure_de</w:t>
             </w:r>
           </w:p>
         </w:tc>
@@ -400,6 +512,61 @@
           <w:p>
             <w:pPr>
               <w:pStyle w:val="Normal"/>
+              <w:jc w:val="left"/>
+              <w:pBdr>
+                <w:bottom w:val="none" w:sz="0" w:space="0" w:color="000000"/>
+                <w:top w:val="none" w:sz="0" w:space="0" w:color="000000"/>
+                <w:left w:val="none" w:sz="0" w:space="0" w:color="000000"/>
+                <w:right w:val="none" w:sz="0" w:space="0" w:color="000000"/>
+              </w:pBdr>
+              <w:spacing w:after="100" w:before="100" w:line="240"/>
+              <w:ind w:left="100" w:right="100" w:firstLine="0" w:firstLineChars="0"/>
+              <w:rPr>
+                <w:rFonts w:ascii="Arial" w:hAnsi="Arial" w:eastAsia="Arial" w:cs="Arial"/>
+                <w:i w:val="false"/>
+                <w:b w:val="false"/>
+                <w:u w:val="none"/>
+                <w:strike w:val="false"/>
+                <w:sz w:val="22"/>
+                <w:szCs w:val="22"/>
+                <w:color w:val="000000"/>
+              </w:rPr>
+            </w:pPr>
+            <w:r>
+              <w:rPr>
+                <w:rFonts w:ascii="Arial" w:hAnsi="Arial" w:eastAsia="Arial" w:cs="Arial"/>
+                <w:i w:val="false"/>
+                <w:b w:val="false"/>
+                <w:u w:val="none"/>
+                <w:strike w:val="false"/>
+                <w:sz w:val="22"/>
+                <w:szCs w:val="22"/>
+                <w:color w:val="000000"/>
+              </w:rPr>
+              <w:t xml:space="preserve">completa</w:t>
+            </w:r>
+          </w:p>
+        </w:tc>
+        <w:tc>
+          <w:tcPr>
+            <w:tcBorders>
+              <w:bottom w:val="none" w:sz="0" w:space="0" w:color="000000"/>
+              <w:top w:val="single" w:sz="12" w:space="0" w:color="666666"/>
+              <w:left w:val="none" w:sz="0" w:space="0" w:color="000000"/>
+              <w:right w:val="none" w:sz="0" w:space="0" w:color="000000"/>
+            </w:tcBorders>
+            <w:shd w:val="clear" w:color="auto" w:fill="FFFFFF"/>
+            <w:tcMar>
+              <w:top w:w="0" w:type="dxa"/>
+              <w:bottom w:w="0" w:type="dxa"/>
+              <w:left w:w="0" w:type="dxa"/>
+              <w:right w:w="0" w:type="dxa"/>
+            </w:tcMar>
+            <w:vAlign w:val="center"/>
+          </w:tcPr>
+          <w:p>
+            <w:pPr>
+              <w:pStyle w:val="Normal"/>
               <w:jc w:val="right"/>
               <w:pBdr>
                 <w:bottom w:val="none" w:sz="0" w:space="0" w:color="000000"/>
@@ -432,6 +599,61 @@
                 <w:color w:val="000000"/>
               </w:rPr>
               <w:t xml:space="preserve">0.340</w:t>
+            </w:r>
+          </w:p>
+        </w:tc>
+        <w:tc>
+          <w:tcPr>
+            <w:tcBorders>
+              <w:bottom w:val="none" w:sz="0" w:space="0" w:color="000000"/>
+              <w:top w:val="single" w:sz="12" w:space="0" w:color="666666"/>
+              <w:left w:val="none" w:sz="0" w:space="0" w:color="000000"/>
+              <w:right w:val="none" w:sz="0" w:space="0" w:color="000000"/>
+            </w:tcBorders>
+            <w:shd w:val="clear" w:color="auto" w:fill="FFFFFF"/>
+            <w:tcMar>
+              <w:top w:w="0" w:type="dxa"/>
+              <w:bottom w:w="0" w:type="dxa"/>
+              <w:left w:w="0" w:type="dxa"/>
+              <w:right w:w="0" w:type="dxa"/>
+            </w:tcMar>
+            <w:vAlign w:val="center"/>
+          </w:tcPr>
+          <w:p>
+            <w:pPr>
+              <w:pStyle w:val="Normal"/>
+              <w:jc w:val="right"/>
+              <w:pBdr>
+                <w:bottom w:val="none" w:sz="0" w:space="0" w:color="000000"/>
+                <w:top w:val="none" w:sz="0" w:space="0" w:color="000000"/>
+                <w:left w:val="none" w:sz="0" w:space="0" w:color="000000"/>
+                <w:right w:val="none" w:sz="0" w:space="0" w:color="000000"/>
+              </w:pBdr>
+              <w:spacing w:after="100" w:before="100" w:line="240"/>
+              <w:ind w:left="100" w:right="100" w:firstLine="0" w:firstLineChars="0"/>
+              <w:rPr>
+                <w:rFonts w:ascii="Arial" w:hAnsi="Arial" w:eastAsia="Arial" w:cs="Arial"/>
+                <w:i w:val="false"/>
+                <w:b w:val="false"/>
+                <w:u w:val="none"/>
+                <w:strike w:val="false"/>
+                <w:sz w:val="22"/>
+                <w:szCs w:val="22"/>
+                <w:color w:val="000000"/>
+              </w:rPr>
+            </w:pPr>
+            <w:r>
+              <w:rPr>
+                <w:rFonts w:ascii="Arial" w:hAnsi="Arial" w:eastAsia="Arial" w:cs="Arial"/>
+                <w:i w:val="false"/>
+                <w:b w:val="false"/>
+                <w:u w:val="none"/>
+                <w:strike w:val="false"/>
+                <w:sz w:val="22"/>
+                <w:szCs w:val="22"/>
+                <w:color w:val="000000"/>
+              </w:rPr>
+              <w:t xml:space="preserve">0.367</w:t>
             </w:r>
           </w:p>
         </w:tc>
@@ -601,7 +823,62 @@
                 <w:szCs w:val="22"/>
                 <w:color w:val="000000"/>
               </w:rPr>
-              <w:t xml:space="preserve">Bite2022_obreros_wins</w:t>
+              <w:t xml:space="preserve">exposure_de</w:t>
+            </w:r>
+          </w:p>
+        </w:tc>
+        <w:tc>
+          <w:tcPr>
+            <w:tcBorders>
+              <w:bottom w:val="none" w:sz="0" w:space="0" w:color="000000"/>
+              <w:top w:val="none" w:sz="0" w:space="0" w:color="000000"/>
+              <w:left w:val="none" w:sz="0" w:space="0" w:color="000000"/>
+              <w:right w:val="none" w:sz="0" w:space="0" w:color="000000"/>
+            </w:tcBorders>
+            <w:shd w:val="clear" w:color="auto" w:fill="FFFFFF"/>
+            <w:tcMar>
+              <w:top w:w="0" w:type="dxa"/>
+              <w:bottom w:w="0" w:type="dxa"/>
+              <w:left w:w="0" w:type="dxa"/>
+              <w:right w:w="0" w:type="dxa"/>
+            </w:tcMar>
+            <w:vAlign w:val="center"/>
+          </w:tcPr>
+          <w:p>
+            <w:pPr>
+              <w:pStyle w:val="Normal"/>
+              <w:jc w:val="left"/>
+              <w:pBdr>
+                <w:bottom w:val="none" w:sz="0" w:space="0" w:color="000000"/>
+                <w:top w:val="none" w:sz="0" w:space="0" w:color="000000"/>
+                <w:left w:val="none" w:sz="0" w:space="0" w:color="000000"/>
+                <w:right w:val="none" w:sz="0" w:space="0" w:color="000000"/>
+              </w:pBdr>
+              <w:spacing w:after="100" w:before="100" w:line="240"/>
+              <w:ind w:left="100" w:right="100" w:firstLine="0" w:firstLineChars="0"/>
+              <w:rPr>
+                <w:rFonts w:ascii="Arial" w:hAnsi="Arial" w:eastAsia="Arial" w:cs="Arial"/>
+                <w:i w:val="false"/>
+                <w:b w:val="false"/>
+                <w:u w:val="none"/>
+                <w:strike w:val="false"/>
+                <w:sz w:val="22"/>
+                <w:szCs w:val="22"/>
+                <w:color w:val="000000"/>
+              </w:rPr>
+            </w:pPr>
+            <w:r>
+              <w:rPr>
+                <w:rFonts w:ascii="Arial" w:hAnsi="Arial" w:eastAsia="Arial" w:cs="Arial"/>
+                <w:i w:val="false"/>
+                <w:b w:val="false"/>
+                <w:u w:val="none"/>
+                <w:strike w:val="false"/>
+                <w:sz w:val="22"/>
+                <w:szCs w:val="22"/>
+                <w:color w:val="000000"/>
+              </w:rPr>
+              <w:t xml:space="preserve">comun</w:t>
             </w:r>
           </w:p>
         </w:tc>
@@ -656,7 +933,7 @@
                 <w:szCs w:val="22"/>
                 <w:color w:val="000000"/>
               </w:rPr>
-              <w:t xml:space="preserve">0.015</w:t>
+              <w:t xml:space="preserve">0.357</w:t>
             </w:r>
           </w:p>
         </w:tc>
@@ -711,7 +988,62 @@
                 <w:szCs w:val="22"/>
                 <w:color w:val="000000"/>
               </w:rPr>
-              <w:t xml:space="preserve">0.255</w:t>
+              <w:t xml:space="preserve">0.570</w:t>
+            </w:r>
+          </w:p>
+        </w:tc>
+        <w:tc>
+          <w:tcPr>
+            <w:tcBorders>
+              <w:bottom w:val="none" w:sz="0" w:space="0" w:color="000000"/>
+              <w:top w:val="none" w:sz="0" w:space="0" w:color="000000"/>
+              <w:left w:val="none" w:sz="0" w:space="0" w:color="000000"/>
+              <w:right w:val="none" w:sz="0" w:space="0" w:color="000000"/>
+            </w:tcBorders>
+            <w:shd w:val="clear" w:color="auto" w:fill="FFFFFF"/>
+            <w:tcMar>
+              <w:top w:w="0" w:type="dxa"/>
+              <w:bottom w:w="0" w:type="dxa"/>
+              <w:left w:w="0" w:type="dxa"/>
+              <w:right w:w="0" w:type="dxa"/>
+            </w:tcMar>
+            <w:vAlign w:val="center"/>
+          </w:tcPr>
+          <w:p>
+            <w:pPr>
+              <w:pStyle w:val="Normal"/>
+              <w:jc w:val="right"/>
+              <w:pBdr>
+                <w:bottom w:val="none" w:sz="0" w:space="0" w:color="000000"/>
+                <w:top w:val="none" w:sz="0" w:space="0" w:color="000000"/>
+                <w:left w:val="none" w:sz="0" w:space="0" w:color="000000"/>
+                <w:right w:val="none" w:sz="0" w:space="0" w:color="000000"/>
+              </w:pBdr>
+              <w:spacing w:after="100" w:before="100" w:line="240"/>
+              <w:ind w:left="100" w:right="100" w:firstLine="0" w:firstLineChars="0"/>
+              <w:rPr>
+                <w:rFonts w:ascii="Arial" w:hAnsi="Arial" w:eastAsia="Arial" w:cs="Arial"/>
+                <w:i w:val="false"/>
+                <w:b w:val="false"/>
+                <w:u w:val="none"/>
+                <w:strike w:val="false"/>
+                <w:sz w:val="22"/>
+                <w:szCs w:val="22"/>
+                <w:color w:val="000000"/>
+              </w:rPr>
+            </w:pPr>
+            <w:r>
+              <w:rPr>
+                <w:rFonts w:ascii="Arial" w:hAnsi="Arial" w:eastAsia="Arial" w:cs="Arial"/>
+                <w:i w:val="false"/>
+                <w:b w:val="false"/>
+                <w:u w:val="none"/>
+                <w:strike w:val="false"/>
+                <w:sz w:val="22"/>
+                <w:szCs w:val="22"/>
+                <w:color w:val="000000"/>
+              </w:rPr>
+              <w:t xml:space="preserve">0.861</w:t>
             </w:r>
           </w:p>
         </w:tc>
@@ -771,7 +1103,7 @@
                 <w:szCs w:val="22"/>
                 <w:color w:val="000000"/>
               </w:rPr>
-              <w:t xml:space="preserve">empleo_permanente</w:t>
+              <w:t xml:space="preserve">empleo_total</w:t>
             </w:r>
           </w:p>
         </w:tc>
@@ -826,7 +1158,62 @@
                 <w:szCs w:val="22"/>
                 <w:color w:val="000000"/>
               </w:rPr>
-              <w:t xml:space="preserve">Exposure2022_obreros</w:t>
+              <w:t xml:space="preserve">bite_de</w:t>
+            </w:r>
+          </w:p>
+        </w:tc>
+        <w:tc>
+          <w:tcPr>
+            <w:tcBorders>
+              <w:bottom w:val="none" w:sz="0" w:space="0" w:color="000000"/>
+              <w:top w:val="none" w:sz="0" w:space="0" w:color="000000"/>
+              <w:left w:val="none" w:sz="0" w:space="0" w:color="000000"/>
+              <w:right w:val="none" w:sz="0" w:space="0" w:color="000000"/>
+            </w:tcBorders>
+            <w:shd w:val="clear" w:color="auto" w:fill="FFFFFF"/>
+            <w:tcMar>
+              <w:top w:w="0" w:type="dxa"/>
+              <w:bottom w:w="0" w:type="dxa"/>
+              <w:left w:w="0" w:type="dxa"/>
+              <w:right w:w="0" w:type="dxa"/>
+            </w:tcMar>
+            <w:vAlign w:val="center"/>
+          </w:tcPr>
+          <w:p>
+            <w:pPr>
+              <w:pStyle w:val="Normal"/>
+              <w:jc w:val="left"/>
+              <w:pBdr>
+                <w:bottom w:val="none" w:sz="0" w:space="0" w:color="000000"/>
+                <w:top w:val="none" w:sz="0" w:space="0" w:color="000000"/>
+                <w:left w:val="none" w:sz="0" w:space="0" w:color="000000"/>
+                <w:right w:val="none" w:sz="0" w:space="0" w:color="000000"/>
+              </w:pBdr>
+              <w:spacing w:after="100" w:before="100" w:line="240"/>
+              <w:ind w:left="100" w:right="100" w:firstLine="0" w:firstLineChars="0"/>
+              <w:rPr>
+                <w:rFonts w:ascii="Arial" w:hAnsi="Arial" w:eastAsia="Arial" w:cs="Arial"/>
+                <w:i w:val="false"/>
+                <w:b w:val="false"/>
+                <w:u w:val="none"/>
+                <w:strike w:val="false"/>
+                <w:sz w:val="22"/>
+                <w:szCs w:val="22"/>
+                <w:color w:val="000000"/>
+              </w:rPr>
+            </w:pPr>
+            <w:r>
+              <w:rPr>
+                <w:rFonts w:ascii="Arial" w:hAnsi="Arial" w:eastAsia="Arial" w:cs="Arial"/>
+                <w:i w:val="false"/>
+                <w:b w:val="false"/>
+                <w:u w:val="none"/>
+                <w:strike w:val="false"/>
+                <w:sz w:val="22"/>
+                <w:szCs w:val="22"/>
+                <w:color w:val="000000"/>
+              </w:rPr>
+              <w:t xml:space="preserve">completa</w:t>
             </w:r>
           </w:p>
         </w:tc>
@@ -881,7 +1268,7 @@
                 <w:szCs w:val="22"/>
                 <w:color w:val="000000"/>
               </w:rPr>
-              <w:t xml:space="preserve">0.275</w:t>
+              <w:t xml:space="preserve">0.015</w:t>
             </w:r>
           </w:p>
         </w:tc>
@@ -936,7 +1323,62 @@
                 <w:szCs w:val="22"/>
                 <w:color w:val="000000"/>
               </w:rPr>
-              <w:t xml:space="preserve">0.697</w:t>
+              <w:t xml:space="preserve">0.921</w:t>
+            </w:r>
+          </w:p>
+        </w:tc>
+        <w:tc>
+          <w:tcPr>
+            <w:tcBorders>
+              <w:bottom w:val="none" w:sz="0" w:space="0" w:color="000000"/>
+              <w:top w:val="none" w:sz="0" w:space="0" w:color="000000"/>
+              <w:left w:val="none" w:sz="0" w:space="0" w:color="000000"/>
+              <w:right w:val="none" w:sz="0" w:space="0" w:color="000000"/>
+            </w:tcBorders>
+            <w:shd w:val="clear" w:color="auto" w:fill="FFFFFF"/>
+            <w:tcMar>
+              <w:top w:w="0" w:type="dxa"/>
+              <w:bottom w:w="0" w:type="dxa"/>
+              <w:left w:w="0" w:type="dxa"/>
+              <w:right w:w="0" w:type="dxa"/>
+            </w:tcMar>
+            <w:vAlign w:val="center"/>
+          </w:tcPr>
+          <w:p>
+            <w:pPr>
+              <w:pStyle w:val="Normal"/>
+              <w:jc w:val="right"/>
+              <w:pBdr>
+                <w:bottom w:val="none" w:sz="0" w:space="0" w:color="000000"/>
+                <w:top w:val="none" w:sz="0" w:space="0" w:color="000000"/>
+                <w:left w:val="none" w:sz="0" w:space="0" w:color="000000"/>
+                <w:right w:val="none" w:sz="0" w:space="0" w:color="000000"/>
+              </w:pBdr>
+              <w:spacing w:after="100" w:before="100" w:line="240"/>
+              <w:ind w:left="100" w:right="100" w:firstLine="0" w:firstLineChars="0"/>
+              <w:rPr>
+                <w:rFonts w:ascii="Arial" w:hAnsi="Arial" w:eastAsia="Arial" w:cs="Arial"/>
+                <w:i w:val="false"/>
+                <w:b w:val="false"/>
+                <w:u w:val="none"/>
+                <w:strike w:val="false"/>
+                <w:sz w:val="22"/>
+                <w:szCs w:val="22"/>
+                <w:color w:val="000000"/>
+              </w:rPr>
+            </w:pPr>
+            <w:r>
+              <w:rPr>
+                <w:rFonts w:ascii="Arial" w:hAnsi="Arial" w:eastAsia="Arial" w:cs="Arial"/>
+                <w:i w:val="false"/>
+                <w:b w:val="false"/>
+                <w:u w:val="none"/>
+                <w:strike w:val="false"/>
+                <w:sz w:val="22"/>
+                <w:szCs w:val="22"/>
+                <w:color w:val="000000"/>
+              </w:rPr>
+              <w:t xml:space="preserve">0.255</w:t>
             </w:r>
           </w:p>
         </w:tc>
@@ -996,7 +1438,7 @@
                 <w:szCs w:val="22"/>
                 <w:color w:val="000000"/>
               </w:rPr>
-              <w:t xml:space="preserve">empleo_permanente</w:t>
+              <w:t xml:space="preserve">empleo_total</w:t>
             </w:r>
           </w:p>
         </w:tc>
@@ -1051,7 +1493,62 @@
                 <w:szCs w:val="22"/>
                 <w:color w:val="000000"/>
               </w:rPr>
-              <w:t xml:space="preserve">Bite2022_obreros_wins</w:t>
+              <w:t xml:space="preserve">bite_de</w:t>
+            </w:r>
+          </w:p>
+        </w:tc>
+        <w:tc>
+          <w:tcPr>
+            <w:tcBorders>
+              <w:bottom w:val="none" w:sz="0" w:space="0" w:color="000000"/>
+              <w:top w:val="none" w:sz="0" w:space="0" w:color="000000"/>
+              <w:left w:val="none" w:sz="0" w:space="0" w:color="000000"/>
+              <w:right w:val="none" w:sz="0" w:space="0" w:color="000000"/>
+            </w:tcBorders>
+            <w:shd w:val="clear" w:color="auto" w:fill="FFFFFF"/>
+            <w:tcMar>
+              <w:top w:w="0" w:type="dxa"/>
+              <w:bottom w:w="0" w:type="dxa"/>
+              <w:left w:w="0" w:type="dxa"/>
+              <w:right w:w="0" w:type="dxa"/>
+            </w:tcMar>
+            <w:vAlign w:val="center"/>
+          </w:tcPr>
+          <w:p>
+            <w:pPr>
+              <w:pStyle w:val="Normal"/>
+              <w:jc w:val="left"/>
+              <w:pBdr>
+                <w:bottom w:val="none" w:sz="0" w:space="0" w:color="000000"/>
+                <w:top w:val="none" w:sz="0" w:space="0" w:color="000000"/>
+                <w:left w:val="none" w:sz="0" w:space="0" w:color="000000"/>
+                <w:right w:val="none" w:sz="0" w:space="0" w:color="000000"/>
+              </w:pBdr>
+              <w:spacing w:after="100" w:before="100" w:line="240"/>
+              <w:ind w:left="100" w:right="100" w:firstLine="0" w:firstLineChars="0"/>
+              <w:rPr>
+                <w:rFonts w:ascii="Arial" w:hAnsi="Arial" w:eastAsia="Arial" w:cs="Arial"/>
+                <w:i w:val="false"/>
+                <w:b w:val="false"/>
+                <w:u w:val="none"/>
+                <w:strike w:val="false"/>
+                <w:sz w:val="22"/>
+                <w:szCs w:val="22"/>
+                <w:color w:val="000000"/>
+              </w:rPr>
+            </w:pPr>
+            <w:r>
+              <w:rPr>
+                <w:rFonts w:ascii="Arial" w:hAnsi="Arial" w:eastAsia="Arial" w:cs="Arial"/>
+                <w:i w:val="false"/>
+                <w:b w:val="false"/>
+                <w:u w:val="none"/>
+                <w:strike w:val="false"/>
+                <w:sz w:val="22"/>
+                <w:szCs w:val="22"/>
+                <w:color w:val="000000"/>
+              </w:rPr>
+              <w:t xml:space="preserve">comun</w:t>
             </w:r>
           </w:p>
         </w:tc>
@@ -1106,7 +1603,7 @@
                 <w:szCs w:val="22"/>
                 <w:color w:val="000000"/>
               </w:rPr>
-              <w:t xml:space="preserve">0.426</w:t>
+              <w:t xml:space="preserve">0.015</w:t>
             </w:r>
           </w:p>
         </w:tc>
@@ -1161,7 +1658,62 @@
                 <w:szCs w:val="22"/>
                 <w:color w:val="000000"/>
               </w:rPr>
-              <w:t xml:space="preserve">0.356</w:t>
+              <w:t xml:space="preserve">0.921</w:t>
+            </w:r>
+          </w:p>
+        </w:tc>
+        <w:tc>
+          <w:tcPr>
+            <w:tcBorders>
+              <w:bottom w:val="none" w:sz="0" w:space="0" w:color="000000"/>
+              <w:top w:val="none" w:sz="0" w:space="0" w:color="000000"/>
+              <w:left w:val="none" w:sz="0" w:space="0" w:color="000000"/>
+              <w:right w:val="none" w:sz="0" w:space="0" w:color="000000"/>
+            </w:tcBorders>
+            <w:shd w:val="clear" w:color="auto" w:fill="FFFFFF"/>
+            <w:tcMar>
+              <w:top w:w="0" w:type="dxa"/>
+              <w:bottom w:w="0" w:type="dxa"/>
+              <w:left w:w="0" w:type="dxa"/>
+              <w:right w:w="0" w:type="dxa"/>
+            </w:tcMar>
+            <w:vAlign w:val="center"/>
+          </w:tcPr>
+          <w:p>
+            <w:pPr>
+              <w:pStyle w:val="Normal"/>
+              <w:jc w:val="right"/>
+              <w:pBdr>
+                <w:bottom w:val="none" w:sz="0" w:space="0" w:color="000000"/>
+                <w:top w:val="none" w:sz="0" w:space="0" w:color="000000"/>
+                <w:left w:val="none" w:sz="0" w:space="0" w:color="000000"/>
+                <w:right w:val="none" w:sz="0" w:space="0" w:color="000000"/>
+              </w:pBdr>
+              <w:spacing w:after="100" w:before="100" w:line="240"/>
+              <w:ind w:left="100" w:right="100" w:firstLine="0" w:firstLineChars="0"/>
+              <w:rPr>
+                <w:rFonts w:ascii="Arial" w:hAnsi="Arial" w:eastAsia="Arial" w:cs="Arial"/>
+                <w:i w:val="false"/>
+                <w:b w:val="false"/>
+                <w:u w:val="none"/>
+                <w:strike w:val="false"/>
+                <w:sz w:val="22"/>
+                <w:szCs w:val="22"/>
+                <w:color w:val="000000"/>
+              </w:rPr>
+            </w:pPr>
+            <w:r>
+              <w:rPr>
+                <w:rFonts w:ascii="Arial" w:hAnsi="Arial" w:eastAsia="Arial" w:cs="Arial"/>
+                <w:i w:val="false"/>
+                <w:b w:val="false"/>
+                <w:u w:val="none"/>
+                <w:strike w:val="false"/>
+                <w:sz w:val="22"/>
+                <w:szCs w:val="22"/>
+                <w:color w:val="000000"/>
+              </w:rPr>
+              <w:t xml:space="preserve">0.255</w:t>
             </w:r>
           </w:p>
         </w:tc>
@@ -1221,7 +1773,7 @@
                 <w:szCs w:val="22"/>
                 <w:color w:val="000000"/>
               </w:rPr>
-              <w:t xml:space="preserve">empleo_temporal</w:t>
+              <w:t xml:space="preserve">empleo_permanente</w:t>
             </w:r>
           </w:p>
         </w:tc>
@@ -1276,7 +1828,62 @@
                 <w:szCs w:val="22"/>
                 <w:color w:val="000000"/>
               </w:rPr>
-              <w:t xml:space="preserve">Exposure2022_obreros</w:t>
+              <w:t xml:space="preserve">exposure_de</w:t>
+            </w:r>
+          </w:p>
+        </w:tc>
+        <w:tc>
+          <w:tcPr>
+            <w:tcBorders>
+              <w:bottom w:val="none" w:sz="0" w:space="0" w:color="000000"/>
+              <w:top w:val="none" w:sz="0" w:space="0" w:color="000000"/>
+              <w:left w:val="none" w:sz="0" w:space="0" w:color="000000"/>
+              <w:right w:val="none" w:sz="0" w:space="0" w:color="000000"/>
+            </w:tcBorders>
+            <w:shd w:val="clear" w:color="auto" w:fill="FFFFFF"/>
+            <w:tcMar>
+              <w:top w:w="0" w:type="dxa"/>
+              <w:bottom w:w="0" w:type="dxa"/>
+              <w:left w:w="0" w:type="dxa"/>
+              <w:right w:w="0" w:type="dxa"/>
+            </w:tcMar>
+            <w:vAlign w:val="center"/>
+          </w:tcPr>
+          <w:p>
+            <w:pPr>
+              <w:pStyle w:val="Normal"/>
+              <w:jc w:val="left"/>
+              <w:pBdr>
+                <w:bottom w:val="none" w:sz="0" w:space="0" w:color="000000"/>
+                <w:top w:val="none" w:sz="0" w:space="0" w:color="000000"/>
+                <w:left w:val="none" w:sz="0" w:space="0" w:color="000000"/>
+                <w:right w:val="none" w:sz="0" w:space="0" w:color="000000"/>
+              </w:pBdr>
+              <w:spacing w:after="100" w:before="100" w:line="240"/>
+              <w:ind w:left="100" w:right="100" w:firstLine="0" w:firstLineChars="0"/>
+              <w:rPr>
+                <w:rFonts w:ascii="Arial" w:hAnsi="Arial" w:eastAsia="Arial" w:cs="Arial"/>
+                <w:i w:val="false"/>
+                <w:b w:val="false"/>
+                <w:u w:val="none"/>
+                <w:strike w:val="false"/>
+                <w:sz w:val="22"/>
+                <w:szCs w:val="22"/>
+                <w:color w:val="000000"/>
+              </w:rPr>
+            </w:pPr>
+            <w:r>
+              <w:rPr>
+                <w:rFonts w:ascii="Arial" w:hAnsi="Arial" w:eastAsia="Arial" w:cs="Arial"/>
+                <w:i w:val="false"/>
+                <w:b w:val="false"/>
+                <w:u w:val="none"/>
+                <w:strike w:val="false"/>
+                <w:sz w:val="22"/>
+                <w:szCs w:val="22"/>
+                <w:color w:val="000000"/>
+              </w:rPr>
+              <w:t xml:space="preserve">completa</w:t>
             </w:r>
           </w:p>
         </w:tc>
@@ -1331,7 +1938,7 @@
                 <w:szCs w:val="22"/>
                 <w:color w:val="000000"/>
               </w:rPr>
-              <w:t xml:space="preserve">0.300</w:t>
+              <w:t xml:space="preserve">0.275</w:t>
             </w:r>
           </w:p>
         </w:tc>
@@ -1386,7 +1993,62 @@
                 <w:szCs w:val="22"/>
                 <w:color w:val="000000"/>
               </w:rPr>
-              <w:t xml:space="preserve">0.138</w:t>
+              <w:t xml:space="preserve">0.334</w:t>
+            </w:r>
+          </w:p>
+        </w:tc>
+        <w:tc>
+          <w:tcPr>
+            <w:tcBorders>
+              <w:bottom w:val="none" w:sz="0" w:space="0" w:color="000000"/>
+              <w:top w:val="none" w:sz="0" w:space="0" w:color="000000"/>
+              <w:left w:val="none" w:sz="0" w:space="0" w:color="000000"/>
+              <w:right w:val="none" w:sz="0" w:space="0" w:color="000000"/>
+            </w:tcBorders>
+            <w:shd w:val="clear" w:color="auto" w:fill="FFFFFF"/>
+            <w:tcMar>
+              <w:top w:w="0" w:type="dxa"/>
+              <w:bottom w:w="0" w:type="dxa"/>
+              <w:left w:w="0" w:type="dxa"/>
+              <w:right w:w="0" w:type="dxa"/>
+            </w:tcMar>
+            <w:vAlign w:val="center"/>
+          </w:tcPr>
+          <w:p>
+            <w:pPr>
+              <w:pStyle w:val="Normal"/>
+              <w:jc w:val="right"/>
+              <w:pBdr>
+                <w:bottom w:val="none" w:sz="0" w:space="0" w:color="000000"/>
+                <w:top w:val="none" w:sz="0" w:space="0" w:color="000000"/>
+                <w:left w:val="none" w:sz="0" w:space="0" w:color="000000"/>
+                <w:right w:val="none" w:sz="0" w:space="0" w:color="000000"/>
+              </w:pBdr>
+              <w:spacing w:after="100" w:before="100" w:line="240"/>
+              <w:ind w:left="100" w:right="100" w:firstLine="0" w:firstLineChars="0"/>
+              <w:rPr>
+                <w:rFonts w:ascii="Arial" w:hAnsi="Arial" w:eastAsia="Arial" w:cs="Arial"/>
+                <w:i w:val="false"/>
+                <w:b w:val="false"/>
+                <w:u w:val="none"/>
+                <w:strike w:val="false"/>
+                <w:sz w:val="22"/>
+                <w:szCs w:val="22"/>
+                <w:color w:val="000000"/>
+              </w:rPr>
+            </w:pPr>
+            <w:r>
+              <w:rPr>
+                <w:rFonts w:ascii="Arial" w:hAnsi="Arial" w:eastAsia="Arial" w:cs="Arial"/>
+                <w:i w:val="false"/>
+                <w:b w:val="false"/>
+                <w:u w:val="none"/>
+                <w:strike w:val="false"/>
+                <w:sz w:val="22"/>
+                <w:szCs w:val="22"/>
+                <w:color w:val="000000"/>
+              </w:rPr>
+              <w:t xml:space="preserve">0.697</w:t>
             </w:r>
           </w:p>
         </w:tc>
@@ -1446,7 +2108,7 @@
                 <w:szCs w:val="22"/>
                 <w:color w:val="000000"/>
               </w:rPr>
-              <w:t xml:space="preserve">empleo_temporal</w:t>
+              <w:t xml:space="preserve">empleo_permanente</w:t>
             </w:r>
           </w:p>
         </w:tc>
@@ -1501,7 +2163,62 @@
                 <w:szCs w:val="22"/>
                 <w:color w:val="000000"/>
               </w:rPr>
-              <w:t xml:space="preserve">Bite2022_obreros_wins</w:t>
+              <w:t xml:space="preserve">exposure_de</w:t>
+            </w:r>
+          </w:p>
+        </w:tc>
+        <w:tc>
+          <w:tcPr>
+            <w:tcBorders>
+              <w:bottom w:val="none" w:sz="0" w:space="0" w:color="000000"/>
+              <w:top w:val="none" w:sz="0" w:space="0" w:color="000000"/>
+              <w:left w:val="none" w:sz="0" w:space="0" w:color="000000"/>
+              <w:right w:val="none" w:sz="0" w:space="0" w:color="000000"/>
+            </w:tcBorders>
+            <w:shd w:val="clear" w:color="auto" w:fill="FFFFFF"/>
+            <w:tcMar>
+              <w:top w:w="0" w:type="dxa"/>
+              <w:bottom w:w="0" w:type="dxa"/>
+              <w:left w:w="0" w:type="dxa"/>
+              <w:right w:w="0" w:type="dxa"/>
+            </w:tcMar>
+            <w:vAlign w:val="center"/>
+          </w:tcPr>
+          <w:p>
+            <w:pPr>
+              <w:pStyle w:val="Normal"/>
+              <w:jc w:val="left"/>
+              <w:pBdr>
+                <w:bottom w:val="none" w:sz="0" w:space="0" w:color="000000"/>
+                <w:top w:val="none" w:sz="0" w:space="0" w:color="000000"/>
+                <w:left w:val="none" w:sz="0" w:space="0" w:color="000000"/>
+                <w:right w:val="none" w:sz="0" w:space="0" w:color="000000"/>
+              </w:pBdr>
+              <w:spacing w:after="100" w:before="100" w:line="240"/>
+              <w:ind w:left="100" w:right="100" w:firstLine="0" w:firstLineChars="0"/>
+              <w:rPr>
+                <w:rFonts w:ascii="Arial" w:hAnsi="Arial" w:eastAsia="Arial" w:cs="Arial"/>
+                <w:i w:val="false"/>
+                <w:b w:val="false"/>
+                <w:u w:val="none"/>
+                <w:strike w:val="false"/>
+                <w:sz w:val="22"/>
+                <w:szCs w:val="22"/>
+                <w:color w:val="000000"/>
+              </w:rPr>
+            </w:pPr>
+            <w:r>
+              <w:rPr>
+                <w:rFonts w:ascii="Arial" w:hAnsi="Arial" w:eastAsia="Arial" w:cs="Arial"/>
+                <w:i w:val="false"/>
+                <w:b w:val="false"/>
+                <w:u w:val="none"/>
+                <w:strike w:val="false"/>
+                <w:sz w:val="22"/>
+                <w:szCs w:val="22"/>
+                <w:color w:val="000000"/>
+              </w:rPr>
+              <w:t xml:space="preserve">comun</w:t>
             </w:r>
           </w:p>
         </w:tc>
@@ -1556,7 +2273,7 @@
                 <w:szCs w:val="22"/>
                 <w:color w:val="000000"/>
               </w:rPr>
-              <w:t xml:space="preserve">0.067</w:t>
+              <w:t xml:space="preserve">0.170</w:t>
             </w:r>
           </w:p>
         </w:tc>
@@ -1611,7 +2328,62 @@
                 <w:szCs w:val="22"/>
                 <w:color w:val="000000"/>
               </w:rPr>
-              <w:t xml:space="preserve">0.013</w:t>
+              <w:t xml:space="preserve">0.266</w:t>
+            </w:r>
+          </w:p>
+        </w:tc>
+        <w:tc>
+          <w:tcPr>
+            <w:tcBorders>
+              <w:bottom w:val="none" w:sz="0" w:space="0" w:color="000000"/>
+              <w:top w:val="none" w:sz="0" w:space="0" w:color="000000"/>
+              <w:left w:val="none" w:sz="0" w:space="0" w:color="000000"/>
+              <w:right w:val="none" w:sz="0" w:space="0" w:color="000000"/>
+            </w:tcBorders>
+            <w:shd w:val="clear" w:color="auto" w:fill="FFFFFF"/>
+            <w:tcMar>
+              <w:top w:w="0" w:type="dxa"/>
+              <w:bottom w:w="0" w:type="dxa"/>
+              <w:left w:w="0" w:type="dxa"/>
+              <w:right w:w="0" w:type="dxa"/>
+            </w:tcMar>
+            <w:vAlign w:val="center"/>
+          </w:tcPr>
+          <w:p>
+            <w:pPr>
+              <w:pStyle w:val="Normal"/>
+              <w:jc w:val="right"/>
+              <w:pBdr>
+                <w:bottom w:val="none" w:sz="0" w:space="0" w:color="000000"/>
+                <w:top w:val="none" w:sz="0" w:space="0" w:color="000000"/>
+                <w:left w:val="none" w:sz="0" w:space="0" w:color="000000"/>
+                <w:right w:val="none" w:sz="0" w:space="0" w:color="000000"/>
+              </w:pBdr>
+              <w:spacing w:after="100" w:before="100" w:line="240"/>
+              <w:ind w:left="100" w:right="100" w:firstLine="0" w:firstLineChars="0"/>
+              <w:rPr>
+                <w:rFonts w:ascii="Arial" w:hAnsi="Arial" w:eastAsia="Arial" w:cs="Arial"/>
+                <w:i w:val="false"/>
+                <w:b w:val="false"/>
+                <w:u w:val="none"/>
+                <w:strike w:val="false"/>
+                <w:sz w:val="22"/>
+                <w:szCs w:val="22"/>
+                <w:color w:val="000000"/>
+              </w:rPr>
+            </w:pPr>
+            <w:r>
+              <w:rPr>
+                <w:rFonts w:ascii="Arial" w:hAnsi="Arial" w:eastAsia="Arial" w:cs="Arial"/>
+                <w:i w:val="false"/>
+                <w:b w:val="false"/>
+                <w:u w:val="none"/>
+                <w:strike w:val="false"/>
+                <w:sz w:val="22"/>
+                <w:szCs w:val="22"/>
+                <w:color w:val="000000"/>
+              </w:rPr>
+              <w:t xml:space="preserve">0.580</w:t>
             </w:r>
           </w:p>
         </w:tc>
@@ -1671,6 +2443,2016 @@
                 <w:szCs w:val="22"/>
                 <w:color w:val="000000"/>
               </w:rPr>
+              <w:t xml:space="preserve">empleo_permanente</w:t>
+            </w:r>
+          </w:p>
+        </w:tc>
+        <w:tc>
+          <w:tcPr>
+            <w:tcBorders>
+              <w:bottom w:val="none" w:sz="0" w:space="0" w:color="000000"/>
+              <w:top w:val="none" w:sz="0" w:space="0" w:color="000000"/>
+              <w:left w:val="none" w:sz="0" w:space="0" w:color="000000"/>
+              <w:right w:val="none" w:sz="0" w:space="0" w:color="000000"/>
+            </w:tcBorders>
+            <w:shd w:val="clear" w:color="auto" w:fill="FFFFFF"/>
+            <w:tcMar>
+              <w:top w:w="0" w:type="dxa"/>
+              <w:bottom w:w="0" w:type="dxa"/>
+              <w:left w:w="0" w:type="dxa"/>
+              <w:right w:w="0" w:type="dxa"/>
+            </w:tcMar>
+            <w:vAlign w:val="center"/>
+          </w:tcPr>
+          <w:p>
+            <w:pPr>
+              <w:pStyle w:val="Normal"/>
+              <w:jc w:val="left"/>
+              <w:pBdr>
+                <w:bottom w:val="none" w:sz="0" w:space="0" w:color="000000"/>
+                <w:top w:val="none" w:sz="0" w:space="0" w:color="000000"/>
+                <w:left w:val="none" w:sz="0" w:space="0" w:color="000000"/>
+                <w:right w:val="none" w:sz="0" w:space="0" w:color="000000"/>
+              </w:pBdr>
+              <w:spacing w:after="100" w:before="100" w:line="240"/>
+              <w:ind w:left="100" w:right="100" w:firstLine="0" w:firstLineChars="0"/>
+              <w:rPr>
+                <w:rFonts w:ascii="Arial" w:hAnsi="Arial" w:eastAsia="Arial" w:cs="Arial"/>
+                <w:i w:val="false"/>
+                <w:b w:val="false"/>
+                <w:u w:val="none"/>
+                <w:strike w:val="false"/>
+                <w:sz w:val="22"/>
+                <w:szCs w:val="22"/>
+                <w:color w:val="000000"/>
+              </w:rPr>
+            </w:pPr>
+            <w:r>
+              <w:rPr>
+                <w:rFonts w:ascii="Arial" w:hAnsi="Arial" w:eastAsia="Arial" w:cs="Arial"/>
+                <w:i w:val="false"/>
+                <w:b w:val="false"/>
+                <w:u w:val="none"/>
+                <w:strike w:val="false"/>
+                <w:sz w:val="22"/>
+                <w:szCs w:val="22"/>
+                <w:color w:val="000000"/>
+              </w:rPr>
+              <w:t xml:space="preserve">bite_de</w:t>
+            </w:r>
+          </w:p>
+        </w:tc>
+        <w:tc>
+          <w:tcPr>
+            <w:tcBorders>
+              <w:bottom w:val="none" w:sz="0" w:space="0" w:color="000000"/>
+              <w:top w:val="none" w:sz="0" w:space="0" w:color="000000"/>
+              <w:left w:val="none" w:sz="0" w:space="0" w:color="000000"/>
+              <w:right w:val="none" w:sz="0" w:space="0" w:color="000000"/>
+            </w:tcBorders>
+            <w:shd w:val="clear" w:color="auto" w:fill="FFFFFF"/>
+            <w:tcMar>
+              <w:top w:w="0" w:type="dxa"/>
+              <w:bottom w:w="0" w:type="dxa"/>
+              <w:left w:w="0" w:type="dxa"/>
+              <w:right w:w="0" w:type="dxa"/>
+            </w:tcMar>
+            <w:vAlign w:val="center"/>
+          </w:tcPr>
+          <w:p>
+            <w:pPr>
+              <w:pStyle w:val="Normal"/>
+              <w:jc w:val="left"/>
+              <w:pBdr>
+                <w:bottom w:val="none" w:sz="0" w:space="0" w:color="000000"/>
+                <w:top w:val="none" w:sz="0" w:space="0" w:color="000000"/>
+                <w:left w:val="none" w:sz="0" w:space="0" w:color="000000"/>
+                <w:right w:val="none" w:sz="0" w:space="0" w:color="000000"/>
+              </w:pBdr>
+              <w:spacing w:after="100" w:before="100" w:line="240"/>
+              <w:ind w:left="100" w:right="100" w:firstLine="0" w:firstLineChars="0"/>
+              <w:rPr>
+                <w:rFonts w:ascii="Arial" w:hAnsi="Arial" w:eastAsia="Arial" w:cs="Arial"/>
+                <w:i w:val="false"/>
+                <w:b w:val="false"/>
+                <w:u w:val="none"/>
+                <w:strike w:val="false"/>
+                <w:sz w:val="22"/>
+                <w:szCs w:val="22"/>
+                <w:color w:val="000000"/>
+              </w:rPr>
+            </w:pPr>
+            <w:r>
+              <w:rPr>
+                <w:rFonts w:ascii="Arial" w:hAnsi="Arial" w:eastAsia="Arial" w:cs="Arial"/>
+                <w:i w:val="false"/>
+                <w:b w:val="false"/>
+                <w:u w:val="none"/>
+                <w:strike w:val="false"/>
+                <w:sz w:val="22"/>
+                <w:szCs w:val="22"/>
+                <w:color w:val="000000"/>
+              </w:rPr>
+              <w:t xml:space="preserve">completa</w:t>
+            </w:r>
+          </w:p>
+        </w:tc>
+        <w:tc>
+          <w:tcPr>
+            <w:tcBorders>
+              <w:bottom w:val="none" w:sz="0" w:space="0" w:color="000000"/>
+              <w:top w:val="none" w:sz="0" w:space="0" w:color="000000"/>
+              <w:left w:val="none" w:sz="0" w:space="0" w:color="000000"/>
+              <w:right w:val="none" w:sz="0" w:space="0" w:color="000000"/>
+            </w:tcBorders>
+            <w:shd w:val="clear" w:color="auto" w:fill="FFFFFF"/>
+            <w:tcMar>
+              <w:top w:w="0" w:type="dxa"/>
+              <w:bottom w:w="0" w:type="dxa"/>
+              <w:left w:w="0" w:type="dxa"/>
+              <w:right w:w="0" w:type="dxa"/>
+            </w:tcMar>
+            <w:vAlign w:val="center"/>
+          </w:tcPr>
+          <w:p>
+            <w:pPr>
+              <w:pStyle w:val="Normal"/>
+              <w:jc w:val="right"/>
+              <w:pBdr>
+                <w:bottom w:val="none" w:sz="0" w:space="0" w:color="000000"/>
+                <w:top w:val="none" w:sz="0" w:space="0" w:color="000000"/>
+                <w:left w:val="none" w:sz="0" w:space="0" w:color="000000"/>
+                <w:right w:val="none" w:sz="0" w:space="0" w:color="000000"/>
+              </w:pBdr>
+              <w:spacing w:after="100" w:before="100" w:line="240"/>
+              <w:ind w:left="100" w:right="100" w:firstLine="0" w:firstLineChars="0"/>
+              <w:rPr>
+                <w:rFonts w:ascii="Arial" w:hAnsi="Arial" w:eastAsia="Arial" w:cs="Arial"/>
+                <w:i w:val="false"/>
+                <w:b w:val="false"/>
+                <w:u w:val="none"/>
+                <w:strike w:val="false"/>
+                <w:sz w:val="22"/>
+                <w:szCs w:val="22"/>
+                <w:color w:val="000000"/>
+              </w:rPr>
+            </w:pPr>
+            <w:r>
+              <w:rPr>
+                <w:rFonts w:ascii="Arial" w:hAnsi="Arial" w:eastAsia="Arial" w:cs="Arial"/>
+                <w:i w:val="false"/>
+                <w:b w:val="false"/>
+                <w:u w:val="none"/>
+                <w:strike w:val="false"/>
+                <w:sz w:val="22"/>
+                <w:szCs w:val="22"/>
+                <w:color w:val="000000"/>
+              </w:rPr>
+              <w:t xml:space="preserve">0.426</w:t>
+            </w:r>
+          </w:p>
+        </w:tc>
+        <w:tc>
+          <w:tcPr>
+            <w:tcBorders>
+              <w:bottom w:val="none" w:sz="0" w:space="0" w:color="000000"/>
+              <w:top w:val="none" w:sz="0" w:space="0" w:color="000000"/>
+              <w:left w:val="none" w:sz="0" w:space="0" w:color="000000"/>
+              <w:right w:val="none" w:sz="0" w:space="0" w:color="000000"/>
+            </w:tcBorders>
+            <w:shd w:val="clear" w:color="auto" w:fill="FFFFFF"/>
+            <w:tcMar>
+              <w:top w:w="0" w:type="dxa"/>
+              <w:bottom w:w="0" w:type="dxa"/>
+              <w:left w:w="0" w:type="dxa"/>
+              <w:right w:w="0" w:type="dxa"/>
+            </w:tcMar>
+            <w:vAlign w:val="center"/>
+          </w:tcPr>
+          <w:p>
+            <w:pPr>
+              <w:pStyle w:val="Normal"/>
+              <w:jc w:val="right"/>
+              <w:pBdr>
+                <w:bottom w:val="none" w:sz="0" w:space="0" w:color="000000"/>
+                <w:top w:val="none" w:sz="0" w:space="0" w:color="000000"/>
+                <w:left w:val="none" w:sz="0" w:space="0" w:color="000000"/>
+                <w:right w:val="none" w:sz="0" w:space="0" w:color="000000"/>
+              </w:pBdr>
+              <w:spacing w:after="100" w:before="100" w:line="240"/>
+              <w:ind w:left="100" w:right="100" w:firstLine="0" w:firstLineChars="0"/>
+              <w:rPr>
+                <w:rFonts w:ascii="Arial" w:hAnsi="Arial" w:eastAsia="Arial" w:cs="Arial"/>
+                <w:i w:val="false"/>
+                <w:b w:val="false"/>
+                <w:u w:val="none"/>
+                <w:strike w:val="false"/>
+                <w:sz w:val="22"/>
+                <w:szCs w:val="22"/>
+                <w:color w:val="000000"/>
+              </w:rPr>
+            </w:pPr>
+            <w:r>
+              <w:rPr>
+                <w:rFonts w:ascii="Arial" w:hAnsi="Arial" w:eastAsia="Arial" w:cs="Arial"/>
+                <w:i w:val="false"/>
+                <w:b w:val="false"/>
+                <w:u w:val="none"/>
+                <w:strike w:val="false"/>
+                <w:sz w:val="22"/>
+                <w:szCs w:val="22"/>
+                <w:color w:val="000000"/>
+              </w:rPr>
+              <w:t xml:space="preserve">0.103</w:t>
+            </w:r>
+          </w:p>
+        </w:tc>
+        <w:tc>
+          <w:tcPr>
+            <w:tcBorders>
+              <w:bottom w:val="none" w:sz="0" w:space="0" w:color="000000"/>
+              <w:top w:val="none" w:sz="0" w:space="0" w:color="000000"/>
+              <w:left w:val="none" w:sz="0" w:space="0" w:color="000000"/>
+              <w:right w:val="none" w:sz="0" w:space="0" w:color="000000"/>
+            </w:tcBorders>
+            <w:shd w:val="clear" w:color="auto" w:fill="FFFFFF"/>
+            <w:tcMar>
+              <w:top w:w="0" w:type="dxa"/>
+              <w:bottom w:w="0" w:type="dxa"/>
+              <w:left w:w="0" w:type="dxa"/>
+              <w:right w:w="0" w:type="dxa"/>
+            </w:tcMar>
+            <w:vAlign w:val="center"/>
+          </w:tcPr>
+          <w:p>
+            <w:pPr>
+              <w:pStyle w:val="Normal"/>
+              <w:jc w:val="right"/>
+              <w:pBdr>
+                <w:bottom w:val="none" w:sz="0" w:space="0" w:color="000000"/>
+                <w:top w:val="none" w:sz="0" w:space="0" w:color="000000"/>
+                <w:left w:val="none" w:sz="0" w:space="0" w:color="000000"/>
+                <w:right w:val="none" w:sz="0" w:space="0" w:color="000000"/>
+              </w:pBdr>
+              <w:spacing w:after="100" w:before="100" w:line="240"/>
+              <w:ind w:left="100" w:right="100" w:firstLine="0" w:firstLineChars="0"/>
+              <w:rPr>
+                <w:rFonts w:ascii="Arial" w:hAnsi="Arial" w:eastAsia="Arial" w:cs="Arial"/>
+                <w:i w:val="false"/>
+                <w:b w:val="false"/>
+                <w:u w:val="none"/>
+                <w:strike w:val="false"/>
+                <w:sz w:val="22"/>
+                <w:szCs w:val="22"/>
+                <w:color w:val="000000"/>
+              </w:rPr>
+            </w:pPr>
+            <w:r>
+              <w:rPr>
+                <w:rFonts w:ascii="Arial" w:hAnsi="Arial" w:eastAsia="Arial" w:cs="Arial"/>
+                <w:i w:val="false"/>
+                <w:b w:val="false"/>
+                <w:u w:val="none"/>
+                <w:strike w:val="false"/>
+                <w:sz w:val="22"/>
+                <w:szCs w:val="22"/>
+                <w:color w:val="000000"/>
+              </w:rPr>
+              <w:t xml:space="preserve">0.356</w:t>
+            </w:r>
+          </w:p>
+        </w:tc>
+      </w:tr>
+      <w:tr>
+        <w:trPr>
+          <w:trHeight w:val="608" w:hRule="auto"/>
+        </w:trPr>
+        <w:tc>
+          <w:tcPr>
+            <w:tcBorders>
+              <w:bottom w:val="none" w:sz="0" w:space="0" w:color="000000"/>
+              <w:top w:val="none" w:sz="0" w:space="0" w:color="000000"/>
+              <w:left w:val="none" w:sz="0" w:space="0" w:color="000000"/>
+              <w:right w:val="none" w:sz="0" w:space="0" w:color="000000"/>
+            </w:tcBorders>
+            <w:shd w:val="clear" w:color="auto" w:fill="FFFFFF"/>
+            <w:tcMar>
+              <w:top w:w="0" w:type="dxa"/>
+              <w:bottom w:w="0" w:type="dxa"/>
+              <w:left w:w="0" w:type="dxa"/>
+              <w:right w:w="0" w:type="dxa"/>
+            </w:tcMar>
+            <w:vAlign w:val="center"/>
+          </w:tcPr>
+          <w:p>
+            <w:pPr>
+              <w:pStyle w:val="Normal"/>
+              <w:jc w:val="left"/>
+              <w:pBdr>
+                <w:bottom w:val="none" w:sz="0" w:space="0" w:color="000000"/>
+                <w:top w:val="none" w:sz="0" w:space="0" w:color="000000"/>
+                <w:left w:val="none" w:sz="0" w:space="0" w:color="000000"/>
+                <w:right w:val="none" w:sz="0" w:space="0" w:color="000000"/>
+              </w:pBdr>
+              <w:spacing w:after="100" w:before="100" w:line="240"/>
+              <w:ind w:left="100" w:right="100" w:firstLine="0" w:firstLineChars="0"/>
+              <w:rPr>
+                <w:rFonts w:ascii="Arial" w:hAnsi="Arial" w:eastAsia="Arial" w:cs="Arial"/>
+                <w:i w:val="false"/>
+                <w:b w:val="false"/>
+                <w:u w:val="none"/>
+                <w:strike w:val="false"/>
+                <w:sz w:val="22"/>
+                <w:szCs w:val="22"/>
+                <w:color w:val="000000"/>
+              </w:rPr>
+            </w:pPr>
+            <w:r>
+              <w:rPr>
+                <w:rFonts w:ascii="Arial" w:hAnsi="Arial" w:eastAsia="Arial" w:cs="Arial"/>
+                <w:i w:val="false"/>
+                <w:b w:val="false"/>
+                <w:u w:val="none"/>
+                <w:strike w:val="false"/>
+                <w:sz w:val="22"/>
+                <w:szCs w:val="22"/>
+                <w:color w:val="000000"/>
+              </w:rPr>
+              <w:t xml:space="preserve">empleo_permanente</w:t>
+            </w:r>
+          </w:p>
+        </w:tc>
+        <w:tc>
+          <w:tcPr>
+            <w:tcBorders>
+              <w:bottom w:val="none" w:sz="0" w:space="0" w:color="000000"/>
+              <w:top w:val="none" w:sz="0" w:space="0" w:color="000000"/>
+              <w:left w:val="none" w:sz="0" w:space="0" w:color="000000"/>
+              <w:right w:val="none" w:sz="0" w:space="0" w:color="000000"/>
+            </w:tcBorders>
+            <w:shd w:val="clear" w:color="auto" w:fill="FFFFFF"/>
+            <w:tcMar>
+              <w:top w:w="0" w:type="dxa"/>
+              <w:bottom w:w="0" w:type="dxa"/>
+              <w:left w:w="0" w:type="dxa"/>
+              <w:right w:w="0" w:type="dxa"/>
+            </w:tcMar>
+            <w:vAlign w:val="center"/>
+          </w:tcPr>
+          <w:p>
+            <w:pPr>
+              <w:pStyle w:val="Normal"/>
+              <w:jc w:val="left"/>
+              <w:pBdr>
+                <w:bottom w:val="none" w:sz="0" w:space="0" w:color="000000"/>
+                <w:top w:val="none" w:sz="0" w:space="0" w:color="000000"/>
+                <w:left w:val="none" w:sz="0" w:space="0" w:color="000000"/>
+                <w:right w:val="none" w:sz="0" w:space="0" w:color="000000"/>
+              </w:pBdr>
+              <w:spacing w:after="100" w:before="100" w:line="240"/>
+              <w:ind w:left="100" w:right="100" w:firstLine="0" w:firstLineChars="0"/>
+              <w:rPr>
+                <w:rFonts w:ascii="Arial" w:hAnsi="Arial" w:eastAsia="Arial" w:cs="Arial"/>
+                <w:i w:val="false"/>
+                <w:b w:val="false"/>
+                <w:u w:val="none"/>
+                <w:strike w:val="false"/>
+                <w:sz w:val="22"/>
+                <w:szCs w:val="22"/>
+                <w:color w:val="000000"/>
+              </w:rPr>
+            </w:pPr>
+            <w:r>
+              <w:rPr>
+                <w:rFonts w:ascii="Arial" w:hAnsi="Arial" w:eastAsia="Arial" w:cs="Arial"/>
+                <w:i w:val="false"/>
+                <w:b w:val="false"/>
+                <w:u w:val="none"/>
+                <w:strike w:val="false"/>
+                <w:sz w:val="22"/>
+                <w:szCs w:val="22"/>
+                <w:color w:val="000000"/>
+              </w:rPr>
+              <w:t xml:space="preserve">bite_de</w:t>
+            </w:r>
+          </w:p>
+        </w:tc>
+        <w:tc>
+          <w:tcPr>
+            <w:tcBorders>
+              <w:bottom w:val="none" w:sz="0" w:space="0" w:color="000000"/>
+              <w:top w:val="none" w:sz="0" w:space="0" w:color="000000"/>
+              <w:left w:val="none" w:sz="0" w:space="0" w:color="000000"/>
+              <w:right w:val="none" w:sz="0" w:space="0" w:color="000000"/>
+            </w:tcBorders>
+            <w:shd w:val="clear" w:color="auto" w:fill="FFFFFF"/>
+            <w:tcMar>
+              <w:top w:w="0" w:type="dxa"/>
+              <w:bottom w:w="0" w:type="dxa"/>
+              <w:left w:w="0" w:type="dxa"/>
+              <w:right w:w="0" w:type="dxa"/>
+            </w:tcMar>
+            <w:vAlign w:val="center"/>
+          </w:tcPr>
+          <w:p>
+            <w:pPr>
+              <w:pStyle w:val="Normal"/>
+              <w:jc w:val="left"/>
+              <w:pBdr>
+                <w:bottom w:val="none" w:sz="0" w:space="0" w:color="000000"/>
+                <w:top w:val="none" w:sz="0" w:space="0" w:color="000000"/>
+                <w:left w:val="none" w:sz="0" w:space="0" w:color="000000"/>
+                <w:right w:val="none" w:sz="0" w:space="0" w:color="000000"/>
+              </w:pBdr>
+              <w:spacing w:after="100" w:before="100" w:line="240"/>
+              <w:ind w:left="100" w:right="100" w:firstLine="0" w:firstLineChars="0"/>
+              <w:rPr>
+                <w:rFonts w:ascii="Arial" w:hAnsi="Arial" w:eastAsia="Arial" w:cs="Arial"/>
+                <w:i w:val="false"/>
+                <w:b w:val="false"/>
+                <w:u w:val="none"/>
+                <w:strike w:val="false"/>
+                <w:sz w:val="22"/>
+                <w:szCs w:val="22"/>
+                <w:color w:val="000000"/>
+              </w:rPr>
+            </w:pPr>
+            <w:r>
+              <w:rPr>
+                <w:rFonts w:ascii="Arial" w:hAnsi="Arial" w:eastAsia="Arial" w:cs="Arial"/>
+                <w:i w:val="false"/>
+                <w:b w:val="false"/>
+                <w:u w:val="none"/>
+                <w:strike w:val="false"/>
+                <w:sz w:val="22"/>
+                <w:szCs w:val="22"/>
+                <w:color w:val="000000"/>
+              </w:rPr>
+              <w:t xml:space="preserve">comun</w:t>
+            </w:r>
+          </w:p>
+        </w:tc>
+        <w:tc>
+          <w:tcPr>
+            <w:tcBorders>
+              <w:bottom w:val="none" w:sz="0" w:space="0" w:color="000000"/>
+              <w:top w:val="none" w:sz="0" w:space="0" w:color="000000"/>
+              <w:left w:val="none" w:sz="0" w:space="0" w:color="000000"/>
+              <w:right w:val="none" w:sz="0" w:space="0" w:color="000000"/>
+            </w:tcBorders>
+            <w:shd w:val="clear" w:color="auto" w:fill="FFFFFF"/>
+            <w:tcMar>
+              <w:top w:w="0" w:type="dxa"/>
+              <w:bottom w:w="0" w:type="dxa"/>
+              <w:left w:w="0" w:type="dxa"/>
+              <w:right w:w="0" w:type="dxa"/>
+            </w:tcMar>
+            <w:vAlign w:val="center"/>
+          </w:tcPr>
+          <w:p>
+            <w:pPr>
+              <w:pStyle w:val="Normal"/>
+              <w:jc w:val="right"/>
+              <w:pBdr>
+                <w:bottom w:val="none" w:sz="0" w:space="0" w:color="000000"/>
+                <w:top w:val="none" w:sz="0" w:space="0" w:color="000000"/>
+                <w:left w:val="none" w:sz="0" w:space="0" w:color="000000"/>
+                <w:right w:val="none" w:sz="0" w:space="0" w:color="000000"/>
+              </w:pBdr>
+              <w:spacing w:after="100" w:before="100" w:line="240"/>
+              <w:ind w:left="100" w:right="100" w:firstLine="0" w:firstLineChars="0"/>
+              <w:rPr>
+                <w:rFonts w:ascii="Arial" w:hAnsi="Arial" w:eastAsia="Arial" w:cs="Arial"/>
+                <w:i w:val="false"/>
+                <w:b w:val="false"/>
+                <w:u w:val="none"/>
+                <w:strike w:val="false"/>
+                <w:sz w:val="22"/>
+                <w:szCs w:val="22"/>
+                <w:color w:val="000000"/>
+              </w:rPr>
+            </w:pPr>
+            <w:r>
+              <w:rPr>
+                <w:rFonts w:ascii="Arial" w:hAnsi="Arial" w:eastAsia="Arial" w:cs="Arial"/>
+                <w:i w:val="false"/>
+                <w:b w:val="false"/>
+                <w:u w:val="none"/>
+                <w:strike w:val="false"/>
+                <w:sz w:val="22"/>
+                <w:szCs w:val="22"/>
+                <w:color w:val="000000"/>
+              </w:rPr>
+              <w:t xml:space="preserve">0.426</w:t>
+            </w:r>
+          </w:p>
+        </w:tc>
+        <w:tc>
+          <w:tcPr>
+            <w:tcBorders>
+              <w:bottom w:val="none" w:sz="0" w:space="0" w:color="000000"/>
+              <w:top w:val="none" w:sz="0" w:space="0" w:color="000000"/>
+              <w:left w:val="none" w:sz="0" w:space="0" w:color="000000"/>
+              <w:right w:val="none" w:sz="0" w:space="0" w:color="000000"/>
+            </w:tcBorders>
+            <w:shd w:val="clear" w:color="auto" w:fill="FFFFFF"/>
+            <w:tcMar>
+              <w:top w:w="0" w:type="dxa"/>
+              <w:bottom w:w="0" w:type="dxa"/>
+              <w:left w:w="0" w:type="dxa"/>
+              <w:right w:w="0" w:type="dxa"/>
+            </w:tcMar>
+            <w:vAlign w:val="center"/>
+          </w:tcPr>
+          <w:p>
+            <w:pPr>
+              <w:pStyle w:val="Normal"/>
+              <w:jc w:val="right"/>
+              <w:pBdr>
+                <w:bottom w:val="none" w:sz="0" w:space="0" w:color="000000"/>
+                <w:top w:val="none" w:sz="0" w:space="0" w:color="000000"/>
+                <w:left w:val="none" w:sz="0" w:space="0" w:color="000000"/>
+                <w:right w:val="none" w:sz="0" w:space="0" w:color="000000"/>
+              </w:pBdr>
+              <w:spacing w:after="100" w:before="100" w:line="240"/>
+              <w:ind w:left="100" w:right="100" w:firstLine="0" w:firstLineChars="0"/>
+              <w:rPr>
+                <w:rFonts w:ascii="Arial" w:hAnsi="Arial" w:eastAsia="Arial" w:cs="Arial"/>
+                <w:i w:val="false"/>
+                <w:b w:val="false"/>
+                <w:u w:val="none"/>
+                <w:strike w:val="false"/>
+                <w:sz w:val="22"/>
+                <w:szCs w:val="22"/>
+                <w:color w:val="000000"/>
+              </w:rPr>
+            </w:pPr>
+            <w:r>
+              <w:rPr>
+                <w:rFonts w:ascii="Arial" w:hAnsi="Arial" w:eastAsia="Arial" w:cs="Arial"/>
+                <w:i w:val="false"/>
+                <w:b w:val="false"/>
+                <w:u w:val="none"/>
+                <w:strike w:val="false"/>
+                <w:sz w:val="22"/>
+                <w:szCs w:val="22"/>
+                <w:color w:val="000000"/>
+              </w:rPr>
+              <w:t xml:space="preserve">0.103</w:t>
+            </w:r>
+          </w:p>
+        </w:tc>
+        <w:tc>
+          <w:tcPr>
+            <w:tcBorders>
+              <w:bottom w:val="none" w:sz="0" w:space="0" w:color="000000"/>
+              <w:top w:val="none" w:sz="0" w:space="0" w:color="000000"/>
+              <w:left w:val="none" w:sz="0" w:space="0" w:color="000000"/>
+              <w:right w:val="none" w:sz="0" w:space="0" w:color="000000"/>
+            </w:tcBorders>
+            <w:shd w:val="clear" w:color="auto" w:fill="FFFFFF"/>
+            <w:tcMar>
+              <w:top w:w="0" w:type="dxa"/>
+              <w:bottom w:w="0" w:type="dxa"/>
+              <w:left w:w="0" w:type="dxa"/>
+              <w:right w:w="0" w:type="dxa"/>
+            </w:tcMar>
+            <w:vAlign w:val="center"/>
+          </w:tcPr>
+          <w:p>
+            <w:pPr>
+              <w:pStyle w:val="Normal"/>
+              <w:jc w:val="right"/>
+              <w:pBdr>
+                <w:bottom w:val="none" w:sz="0" w:space="0" w:color="000000"/>
+                <w:top w:val="none" w:sz="0" w:space="0" w:color="000000"/>
+                <w:left w:val="none" w:sz="0" w:space="0" w:color="000000"/>
+                <w:right w:val="none" w:sz="0" w:space="0" w:color="000000"/>
+              </w:pBdr>
+              <w:spacing w:after="100" w:before="100" w:line="240"/>
+              <w:ind w:left="100" w:right="100" w:firstLine="0" w:firstLineChars="0"/>
+              <w:rPr>
+                <w:rFonts w:ascii="Arial" w:hAnsi="Arial" w:eastAsia="Arial" w:cs="Arial"/>
+                <w:i w:val="false"/>
+                <w:b w:val="false"/>
+                <w:u w:val="none"/>
+                <w:strike w:val="false"/>
+                <w:sz w:val="22"/>
+                <w:szCs w:val="22"/>
+                <w:color w:val="000000"/>
+              </w:rPr>
+            </w:pPr>
+            <w:r>
+              <w:rPr>
+                <w:rFonts w:ascii="Arial" w:hAnsi="Arial" w:eastAsia="Arial" w:cs="Arial"/>
+                <w:i w:val="false"/>
+                <w:b w:val="false"/>
+                <w:u w:val="none"/>
+                <w:strike w:val="false"/>
+                <w:sz w:val="22"/>
+                <w:szCs w:val="22"/>
+                <w:color w:val="000000"/>
+              </w:rPr>
+              <w:t xml:space="preserve">0.356</w:t>
+            </w:r>
+          </w:p>
+        </w:tc>
+      </w:tr>
+      <w:tr>
+        <w:trPr>
+          <w:trHeight w:val="608" w:hRule="auto"/>
+        </w:trPr>
+        <w:tc>
+          <w:tcPr>
+            <w:tcBorders>
+              <w:bottom w:val="none" w:sz="0" w:space="0" w:color="000000"/>
+              <w:top w:val="none" w:sz="0" w:space="0" w:color="000000"/>
+              <w:left w:val="none" w:sz="0" w:space="0" w:color="000000"/>
+              <w:right w:val="none" w:sz="0" w:space="0" w:color="000000"/>
+            </w:tcBorders>
+            <w:shd w:val="clear" w:color="auto" w:fill="FFFFFF"/>
+            <w:tcMar>
+              <w:top w:w="0" w:type="dxa"/>
+              <w:bottom w:w="0" w:type="dxa"/>
+              <w:left w:w="0" w:type="dxa"/>
+              <w:right w:w="0" w:type="dxa"/>
+            </w:tcMar>
+            <w:vAlign w:val="center"/>
+          </w:tcPr>
+          <w:p>
+            <w:pPr>
+              <w:pStyle w:val="Normal"/>
+              <w:jc w:val="left"/>
+              <w:pBdr>
+                <w:bottom w:val="none" w:sz="0" w:space="0" w:color="000000"/>
+                <w:top w:val="none" w:sz="0" w:space="0" w:color="000000"/>
+                <w:left w:val="none" w:sz="0" w:space="0" w:color="000000"/>
+                <w:right w:val="none" w:sz="0" w:space="0" w:color="000000"/>
+              </w:pBdr>
+              <w:spacing w:after="100" w:before="100" w:line="240"/>
+              <w:ind w:left="100" w:right="100" w:firstLine="0" w:firstLineChars="0"/>
+              <w:rPr>
+                <w:rFonts w:ascii="Arial" w:hAnsi="Arial" w:eastAsia="Arial" w:cs="Arial"/>
+                <w:i w:val="false"/>
+                <w:b w:val="false"/>
+                <w:u w:val="none"/>
+                <w:strike w:val="false"/>
+                <w:sz w:val="22"/>
+                <w:szCs w:val="22"/>
+                <w:color w:val="000000"/>
+              </w:rPr>
+            </w:pPr>
+            <w:r>
+              <w:rPr>
+                <w:rFonts w:ascii="Arial" w:hAnsi="Arial" w:eastAsia="Arial" w:cs="Arial"/>
+                <w:i w:val="false"/>
+                <w:b w:val="false"/>
+                <w:u w:val="none"/>
+                <w:strike w:val="false"/>
+                <w:sz w:val="22"/>
+                <w:szCs w:val="22"/>
+                <w:color w:val="000000"/>
+              </w:rPr>
+              <w:t xml:space="preserve">empleo_temporal</w:t>
+            </w:r>
+          </w:p>
+        </w:tc>
+        <w:tc>
+          <w:tcPr>
+            <w:tcBorders>
+              <w:bottom w:val="none" w:sz="0" w:space="0" w:color="000000"/>
+              <w:top w:val="none" w:sz="0" w:space="0" w:color="000000"/>
+              <w:left w:val="none" w:sz="0" w:space="0" w:color="000000"/>
+              <w:right w:val="none" w:sz="0" w:space="0" w:color="000000"/>
+            </w:tcBorders>
+            <w:shd w:val="clear" w:color="auto" w:fill="FFFFFF"/>
+            <w:tcMar>
+              <w:top w:w="0" w:type="dxa"/>
+              <w:bottom w:w="0" w:type="dxa"/>
+              <w:left w:w="0" w:type="dxa"/>
+              <w:right w:w="0" w:type="dxa"/>
+            </w:tcMar>
+            <w:vAlign w:val="center"/>
+          </w:tcPr>
+          <w:p>
+            <w:pPr>
+              <w:pStyle w:val="Normal"/>
+              <w:jc w:val="left"/>
+              <w:pBdr>
+                <w:bottom w:val="none" w:sz="0" w:space="0" w:color="000000"/>
+                <w:top w:val="none" w:sz="0" w:space="0" w:color="000000"/>
+                <w:left w:val="none" w:sz="0" w:space="0" w:color="000000"/>
+                <w:right w:val="none" w:sz="0" w:space="0" w:color="000000"/>
+              </w:pBdr>
+              <w:spacing w:after="100" w:before="100" w:line="240"/>
+              <w:ind w:left="100" w:right="100" w:firstLine="0" w:firstLineChars="0"/>
+              <w:rPr>
+                <w:rFonts w:ascii="Arial" w:hAnsi="Arial" w:eastAsia="Arial" w:cs="Arial"/>
+                <w:i w:val="false"/>
+                <w:b w:val="false"/>
+                <w:u w:val="none"/>
+                <w:strike w:val="false"/>
+                <w:sz w:val="22"/>
+                <w:szCs w:val="22"/>
+                <w:color w:val="000000"/>
+              </w:rPr>
+            </w:pPr>
+            <w:r>
+              <w:rPr>
+                <w:rFonts w:ascii="Arial" w:hAnsi="Arial" w:eastAsia="Arial" w:cs="Arial"/>
+                <w:i w:val="false"/>
+                <w:b w:val="false"/>
+                <w:u w:val="none"/>
+                <w:strike w:val="false"/>
+                <w:sz w:val="22"/>
+                <w:szCs w:val="22"/>
+                <w:color w:val="000000"/>
+              </w:rPr>
+              <w:t xml:space="preserve">exposure_de</w:t>
+            </w:r>
+          </w:p>
+        </w:tc>
+        <w:tc>
+          <w:tcPr>
+            <w:tcBorders>
+              <w:bottom w:val="none" w:sz="0" w:space="0" w:color="000000"/>
+              <w:top w:val="none" w:sz="0" w:space="0" w:color="000000"/>
+              <w:left w:val="none" w:sz="0" w:space="0" w:color="000000"/>
+              <w:right w:val="none" w:sz="0" w:space="0" w:color="000000"/>
+            </w:tcBorders>
+            <w:shd w:val="clear" w:color="auto" w:fill="FFFFFF"/>
+            <w:tcMar>
+              <w:top w:w="0" w:type="dxa"/>
+              <w:bottom w:w="0" w:type="dxa"/>
+              <w:left w:w="0" w:type="dxa"/>
+              <w:right w:w="0" w:type="dxa"/>
+            </w:tcMar>
+            <w:vAlign w:val="center"/>
+          </w:tcPr>
+          <w:p>
+            <w:pPr>
+              <w:pStyle w:val="Normal"/>
+              <w:jc w:val="left"/>
+              <w:pBdr>
+                <w:bottom w:val="none" w:sz="0" w:space="0" w:color="000000"/>
+                <w:top w:val="none" w:sz="0" w:space="0" w:color="000000"/>
+                <w:left w:val="none" w:sz="0" w:space="0" w:color="000000"/>
+                <w:right w:val="none" w:sz="0" w:space="0" w:color="000000"/>
+              </w:pBdr>
+              <w:spacing w:after="100" w:before="100" w:line="240"/>
+              <w:ind w:left="100" w:right="100" w:firstLine="0" w:firstLineChars="0"/>
+              <w:rPr>
+                <w:rFonts w:ascii="Arial" w:hAnsi="Arial" w:eastAsia="Arial" w:cs="Arial"/>
+                <w:i w:val="false"/>
+                <w:b w:val="false"/>
+                <w:u w:val="none"/>
+                <w:strike w:val="false"/>
+                <w:sz w:val="22"/>
+                <w:szCs w:val="22"/>
+                <w:color w:val="000000"/>
+              </w:rPr>
+            </w:pPr>
+            <w:r>
+              <w:rPr>
+                <w:rFonts w:ascii="Arial" w:hAnsi="Arial" w:eastAsia="Arial" w:cs="Arial"/>
+                <w:i w:val="false"/>
+                <w:b w:val="false"/>
+                <w:u w:val="none"/>
+                <w:strike w:val="false"/>
+                <w:sz w:val="22"/>
+                <w:szCs w:val="22"/>
+                <w:color w:val="000000"/>
+              </w:rPr>
+              <w:t xml:space="preserve">completa</w:t>
+            </w:r>
+          </w:p>
+        </w:tc>
+        <w:tc>
+          <w:tcPr>
+            <w:tcBorders>
+              <w:bottom w:val="none" w:sz="0" w:space="0" w:color="000000"/>
+              <w:top w:val="none" w:sz="0" w:space="0" w:color="000000"/>
+              <w:left w:val="none" w:sz="0" w:space="0" w:color="000000"/>
+              <w:right w:val="none" w:sz="0" w:space="0" w:color="000000"/>
+            </w:tcBorders>
+            <w:shd w:val="clear" w:color="auto" w:fill="FFFFFF"/>
+            <w:tcMar>
+              <w:top w:w="0" w:type="dxa"/>
+              <w:bottom w:w="0" w:type="dxa"/>
+              <w:left w:w="0" w:type="dxa"/>
+              <w:right w:w="0" w:type="dxa"/>
+            </w:tcMar>
+            <w:vAlign w:val="center"/>
+          </w:tcPr>
+          <w:p>
+            <w:pPr>
+              <w:pStyle w:val="Normal"/>
+              <w:jc w:val="right"/>
+              <w:pBdr>
+                <w:bottom w:val="none" w:sz="0" w:space="0" w:color="000000"/>
+                <w:top w:val="none" w:sz="0" w:space="0" w:color="000000"/>
+                <w:left w:val="none" w:sz="0" w:space="0" w:color="000000"/>
+                <w:right w:val="none" w:sz="0" w:space="0" w:color="000000"/>
+              </w:pBdr>
+              <w:spacing w:after="100" w:before="100" w:line="240"/>
+              <w:ind w:left="100" w:right="100" w:firstLine="0" w:firstLineChars="0"/>
+              <w:rPr>
+                <w:rFonts w:ascii="Arial" w:hAnsi="Arial" w:eastAsia="Arial" w:cs="Arial"/>
+                <w:i w:val="false"/>
+                <w:b w:val="false"/>
+                <w:u w:val="none"/>
+                <w:strike w:val="false"/>
+                <w:sz w:val="22"/>
+                <w:szCs w:val="22"/>
+                <w:color w:val="000000"/>
+              </w:rPr>
+            </w:pPr>
+            <w:r>
+              <w:rPr>
+                <w:rFonts w:ascii="Arial" w:hAnsi="Arial" w:eastAsia="Arial" w:cs="Arial"/>
+                <w:i w:val="false"/>
+                <w:b w:val="false"/>
+                <w:u w:val="none"/>
+                <w:strike w:val="false"/>
+                <w:sz w:val="22"/>
+                <w:szCs w:val="22"/>
+                <w:color w:val="000000"/>
+              </w:rPr>
+              <w:t xml:space="preserve">0.300</w:t>
+            </w:r>
+          </w:p>
+        </w:tc>
+        <w:tc>
+          <w:tcPr>
+            <w:tcBorders>
+              <w:bottom w:val="none" w:sz="0" w:space="0" w:color="000000"/>
+              <w:top w:val="none" w:sz="0" w:space="0" w:color="000000"/>
+              <w:left w:val="none" w:sz="0" w:space="0" w:color="000000"/>
+              <w:right w:val="none" w:sz="0" w:space="0" w:color="000000"/>
+            </w:tcBorders>
+            <w:shd w:val="clear" w:color="auto" w:fill="FFFFFF"/>
+            <w:tcMar>
+              <w:top w:w="0" w:type="dxa"/>
+              <w:bottom w:w="0" w:type="dxa"/>
+              <w:left w:w="0" w:type="dxa"/>
+              <w:right w:w="0" w:type="dxa"/>
+            </w:tcMar>
+            <w:vAlign w:val="center"/>
+          </w:tcPr>
+          <w:p>
+            <w:pPr>
+              <w:pStyle w:val="Normal"/>
+              <w:jc w:val="right"/>
+              <w:pBdr>
+                <w:bottom w:val="none" w:sz="0" w:space="0" w:color="000000"/>
+                <w:top w:val="none" w:sz="0" w:space="0" w:color="000000"/>
+                <w:left w:val="none" w:sz="0" w:space="0" w:color="000000"/>
+                <w:right w:val="none" w:sz="0" w:space="0" w:color="000000"/>
+              </w:pBdr>
+              <w:spacing w:after="100" w:before="100" w:line="240"/>
+              <w:ind w:left="100" w:right="100" w:firstLine="0" w:firstLineChars="0"/>
+              <w:rPr>
+                <w:rFonts w:ascii="Arial" w:hAnsi="Arial" w:eastAsia="Arial" w:cs="Arial"/>
+                <w:i w:val="false"/>
+                <w:b w:val="false"/>
+                <w:u w:val="none"/>
+                <w:strike w:val="false"/>
+                <w:sz w:val="22"/>
+                <w:szCs w:val="22"/>
+                <w:color w:val="000000"/>
+              </w:rPr>
+            </w:pPr>
+            <w:r>
+              <w:rPr>
+                <w:rFonts w:ascii="Arial" w:hAnsi="Arial" w:eastAsia="Arial" w:cs="Arial"/>
+                <w:i w:val="false"/>
+                <w:b w:val="false"/>
+                <w:u w:val="none"/>
+                <w:strike w:val="false"/>
+                <w:sz w:val="22"/>
+                <w:szCs w:val="22"/>
+                <w:color w:val="000000"/>
+              </w:rPr>
+              <w:t xml:space="preserve">0.149</w:t>
+            </w:r>
+          </w:p>
+        </w:tc>
+        <w:tc>
+          <w:tcPr>
+            <w:tcBorders>
+              <w:bottom w:val="none" w:sz="0" w:space="0" w:color="000000"/>
+              <w:top w:val="none" w:sz="0" w:space="0" w:color="000000"/>
+              <w:left w:val="none" w:sz="0" w:space="0" w:color="000000"/>
+              <w:right w:val="none" w:sz="0" w:space="0" w:color="000000"/>
+            </w:tcBorders>
+            <w:shd w:val="clear" w:color="auto" w:fill="FFFFFF"/>
+            <w:tcMar>
+              <w:top w:w="0" w:type="dxa"/>
+              <w:bottom w:w="0" w:type="dxa"/>
+              <w:left w:w="0" w:type="dxa"/>
+              <w:right w:w="0" w:type="dxa"/>
+            </w:tcMar>
+            <w:vAlign w:val="center"/>
+          </w:tcPr>
+          <w:p>
+            <w:pPr>
+              <w:pStyle w:val="Normal"/>
+              <w:jc w:val="right"/>
+              <w:pBdr>
+                <w:bottom w:val="none" w:sz="0" w:space="0" w:color="000000"/>
+                <w:top w:val="none" w:sz="0" w:space="0" w:color="000000"/>
+                <w:left w:val="none" w:sz="0" w:space="0" w:color="000000"/>
+                <w:right w:val="none" w:sz="0" w:space="0" w:color="000000"/>
+              </w:pBdr>
+              <w:spacing w:after="100" w:before="100" w:line="240"/>
+              <w:ind w:left="100" w:right="100" w:firstLine="0" w:firstLineChars="0"/>
+              <w:rPr>
+                <w:rFonts w:ascii="Arial" w:hAnsi="Arial" w:eastAsia="Arial" w:cs="Arial"/>
+                <w:i w:val="false"/>
+                <w:b w:val="false"/>
+                <w:u w:val="none"/>
+                <w:strike w:val="false"/>
+                <w:sz w:val="22"/>
+                <w:szCs w:val="22"/>
+                <w:color w:val="000000"/>
+              </w:rPr>
+            </w:pPr>
+            <w:r>
+              <w:rPr>
+                <w:rFonts w:ascii="Arial" w:hAnsi="Arial" w:eastAsia="Arial" w:cs="Arial"/>
+                <w:i w:val="false"/>
+                <w:b w:val="false"/>
+                <w:u w:val="none"/>
+                <w:strike w:val="false"/>
+                <w:sz w:val="22"/>
+                <w:szCs w:val="22"/>
+                <w:color w:val="000000"/>
+              </w:rPr>
+              <w:t xml:space="preserve">0.138</w:t>
+            </w:r>
+          </w:p>
+        </w:tc>
+      </w:tr>
+      <w:tr>
+        <w:trPr>
+          <w:trHeight w:val="608" w:hRule="auto"/>
+        </w:trPr>
+        <w:tc>
+          <w:tcPr>
+            <w:tcBorders>
+              <w:bottom w:val="none" w:sz="0" w:space="0" w:color="000000"/>
+              <w:top w:val="none" w:sz="0" w:space="0" w:color="000000"/>
+              <w:left w:val="none" w:sz="0" w:space="0" w:color="000000"/>
+              <w:right w:val="none" w:sz="0" w:space="0" w:color="000000"/>
+            </w:tcBorders>
+            <w:shd w:val="clear" w:color="auto" w:fill="FFFFFF"/>
+            <w:tcMar>
+              <w:top w:w="0" w:type="dxa"/>
+              <w:bottom w:w="0" w:type="dxa"/>
+              <w:left w:w="0" w:type="dxa"/>
+              <w:right w:w="0" w:type="dxa"/>
+            </w:tcMar>
+            <w:vAlign w:val="center"/>
+          </w:tcPr>
+          <w:p>
+            <w:pPr>
+              <w:pStyle w:val="Normal"/>
+              <w:jc w:val="left"/>
+              <w:pBdr>
+                <w:bottom w:val="none" w:sz="0" w:space="0" w:color="000000"/>
+                <w:top w:val="none" w:sz="0" w:space="0" w:color="000000"/>
+                <w:left w:val="none" w:sz="0" w:space="0" w:color="000000"/>
+                <w:right w:val="none" w:sz="0" w:space="0" w:color="000000"/>
+              </w:pBdr>
+              <w:spacing w:after="100" w:before="100" w:line="240"/>
+              <w:ind w:left="100" w:right="100" w:firstLine="0" w:firstLineChars="0"/>
+              <w:rPr>
+                <w:rFonts w:ascii="Arial" w:hAnsi="Arial" w:eastAsia="Arial" w:cs="Arial"/>
+                <w:i w:val="false"/>
+                <w:b w:val="false"/>
+                <w:u w:val="none"/>
+                <w:strike w:val="false"/>
+                <w:sz w:val="22"/>
+                <w:szCs w:val="22"/>
+                <w:color w:val="000000"/>
+              </w:rPr>
+            </w:pPr>
+            <w:r>
+              <w:rPr>
+                <w:rFonts w:ascii="Arial" w:hAnsi="Arial" w:eastAsia="Arial" w:cs="Arial"/>
+                <w:i w:val="false"/>
+                <w:b w:val="false"/>
+                <w:u w:val="none"/>
+                <w:strike w:val="false"/>
+                <w:sz w:val="22"/>
+                <w:szCs w:val="22"/>
+                <w:color w:val="000000"/>
+              </w:rPr>
+              <w:t xml:space="preserve">empleo_temporal</w:t>
+            </w:r>
+          </w:p>
+        </w:tc>
+        <w:tc>
+          <w:tcPr>
+            <w:tcBorders>
+              <w:bottom w:val="none" w:sz="0" w:space="0" w:color="000000"/>
+              <w:top w:val="none" w:sz="0" w:space="0" w:color="000000"/>
+              <w:left w:val="none" w:sz="0" w:space="0" w:color="000000"/>
+              <w:right w:val="none" w:sz="0" w:space="0" w:color="000000"/>
+            </w:tcBorders>
+            <w:shd w:val="clear" w:color="auto" w:fill="FFFFFF"/>
+            <w:tcMar>
+              <w:top w:w="0" w:type="dxa"/>
+              <w:bottom w:w="0" w:type="dxa"/>
+              <w:left w:w="0" w:type="dxa"/>
+              <w:right w:w="0" w:type="dxa"/>
+            </w:tcMar>
+            <w:vAlign w:val="center"/>
+          </w:tcPr>
+          <w:p>
+            <w:pPr>
+              <w:pStyle w:val="Normal"/>
+              <w:jc w:val="left"/>
+              <w:pBdr>
+                <w:bottom w:val="none" w:sz="0" w:space="0" w:color="000000"/>
+                <w:top w:val="none" w:sz="0" w:space="0" w:color="000000"/>
+                <w:left w:val="none" w:sz="0" w:space="0" w:color="000000"/>
+                <w:right w:val="none" w:sz="0" w:space="0" w:color="000000"/>
+              </w:pBdr>
+              <w:spacing w:after="100" w:before="100" w:line="240"/>
+              <w:ind w:left="100" w:right="100" w:firstLine="0" w:firstLineChars="0"/>
+              <w:rPr>
+                <w:rFonts w:ascii="Arial" w:hAnsi="Arial" w:eastAsia="Arial" w:cs="Arial"/>
+                <w:i w:val="false"/>
+                <w:b w:val="false"/>
+                <w:u w:val="none"/>
+                <w:strike w:val="false"/>
+                <w:sz w:val="22"/>
+                <w:szCs w:val="22"/>
+                <w:color w:val="000000"/>
+              </w:rPr>
+            </w:pPr>
+            <w:r>
+              <w:rPr>
+                <w:rFonts w:ascii="Arial" w:hAnsi="Arial" w:eastAsia="Arial" w:cs="Arial"/>
+                <w:i w:val="false"/>
+                <w:b w:val="false"/>
+                <w:u w:val="none"/>
+                <w:strike w:val="false"/>
+                <w:sz w:val="22"/>
+                <w:szCs w:val="22"/>
+                <w:color w:val="000000"/>
+              </w:rPr>
+              <w:t xml:space="preserve">exposure_de</w:t>
+            </w:r>
+          </w:p>
+        </w:tc>
+        <w:tc>
+          <w:tcPr>
+            <w:tcBorders>
+              <w:bottom w:val="none" w:sz="0" w:space="0" w:color="000000"/>
+              <w:top w:val="none" w:sz="0" w:space="0" w:color="000000"/>
+              <w:left w:val="none" w:sz="0" w:space="0" w:color="000000"/>
+              <w:right w:val="none" w:sz="0" w:space="0" w:color="000000"/>
+            </w:tcBorders>
+            <w:shd w:val="clear" w:color="auto" w:fill="FFFFFF"/>
+            <w:tcMar>
+              <w:top w:w="0" w:type="dxa"/>
+              <w:bottom w:w="0" w:type="dxa"/>
+              <w:left w:w="0" w:type="dxa"/>
+              <w:right w:w="0" w:type="dxa"/>
+            </w:tcMar>
+            <w:vAlign w:val="center"/>
+          </w:tcPr>
+          <w:p>
+            <w:pPr>
+              <w:pStyle w:val="Normal"/>
+              <w:jc w:val="left"/>
+              <w:pBdr>
+                <w:bottom w:val="none" w:sz="0" w:space="0" w:color="000000"/>
+                <w:top w:val="none" w:sz="0" w:space="0" w:color="000000"/>
+                <w:left w:val="none" w:sz="0" w:space="0" w:color="000000"/>
+                <w:right w:val="none" w:sz="0" w:space="0" w:color="000000"/>
+              </w:pBdr>
+              <w:spacing w:after="100" w:before="100" w:line="240"/>
+              <w:ind w:left="100" w:right="100" w:firstLine="0" w:firstLineChars="0"/>
+              <w:rPr>
+                <w:rFonts w:ascii="Arial" w:hAnsi="Arial" w:eastAsia="Arial" w:cs="Arial"/>
+                <w:i w:val="false"/>
+                <w:b w:val="false"/>
+                <w:u w:val="none"/>
+                <w:strike w:val="false"/>
+                <w:sz w:val="22"/>
+                <w:szCs w:val="22"/>
+                <w:color w:val="000000"/>
+              </w:rPr>
+            </w:pPr>
+            <w:r>
+              <w:rPr>
+                <w:rFonts w:ascii="Arial" w:hAnsi="Arial" w:eastAsia="Arial" w:cs="Arial"/>
+                <w:i w:val="false"/>
+                <w:b w:val="false"/>
+                <w:u w:val="none"/>
+                <w:strike w:val="false"/>
+                <w:sz w:val="22"/>
+                <w:szCs w:val="22"/>
+                <w:color w:val="000000"/>
+              </w:rPr>
+              <w:t xml:space="preserve">comun</w:t>
+            </w:r>
+          </w:p>
+        </w:tc>
+        <w:tc>
+          <w:tcPr>
+            <w:tcBorders>
+              <w:bottom w:val="none" w:sz="0" w:space="0" w:color="000000"/>
+              <w:top w:val="none" w:sz="0" w:space="0" w:color="000000"/>
+              <w:left w:val="none" w:sz="0" w:space="0" w:color="000000"/>
+              <w:right w:val="none" w:sz="0" w:space="0" w:color="000000"/>
+            </w:tcBorders>
+            <w:shd w:val="clear" w:color="auto" w:fill="FFFFFF"/>
+            <w:tcMar>
+              <w:top w:w="0" w:type="dxa"/>
+              <w:bottom w:w="0" w:type="dxa"/>
+              <w:left w:w="0" w:type="dxa"/>
+              <w:right w:w="0" w:type="dxa"/>
+            </w:tcMar>
+            <w:vAlign w:val="center"/>
+          </w:tcPr>
+          <w:p>
+            <w:pPr>
+              <w:pStyle w:val="Normal"/>
+              <w:jc w:val="right"/>
+              <w:pBdr>
+                <w:bottom w:val="none" w:sz="0" w:space="0" w:color="000000"/>
+                <w:top w:val="none" w:sz="0" w:space="0" w:color="000000"/>
+                <w:left w:val="none" w:sz="0" w:space="0" w:color="000000"/>
+                <w:right w:val="none" w:sz="0" w:space="0" w:color="000000"/>
+              </w:pBdr>
+              <w:spacing w:after="100" w:before="100" w:line="240"/>
+              <w:ind w:left="100" w:right="100" w:firstLine="0" w:firstLineChars="0"/>
+              <w:rPr>
+                <w:rFonts w:ascii="Arial" w:hAnsi="Arial" w:eastAsia="Arial" w:cs="Arial"/>
+                <w:i w:val="false"/>
+                <w:b w:val="false"/>
+                <w:u w:val="none"/>
+                <w:strike w:val="false"/>
+                <w:sz w:val="22"/>
+                <w:szCs w:val="22"/>
+                <w:color w:val="000000"/>
+              </w:rPr>
+            </w:pPr>
+            <w:r>
+              <w:rPr>
+                <w:rFonts w:ascii="Arial" w:hAnsi="Arial" w:eastAsia="Arial" w:cs="Arial"/>
+                <w:i w:val="false"/>
+                <w:b w:val="false"/>
+                <w:u w:val="none"/>
+                <w:strike w:val="false"/>
+                <w:sz w:val="22"/>
+                <w:szCs w:val="22"/>
+                <w:color w:val="000000"/>
+              </w:rPr>
+              <w:t xml:space="preserve">0.548</w:t>
+            </w:r>
+          </w:p>
+        </w:tc>
+        <w:tc>
+          <w:tcPr>
+            <w:tcBorders>
+              <w:bottom w:val="none" w:sz="0" w:space="0" w:color="000000"/>
+              <w:top w:val="none" w:sz="0" w:space="0" w:color="000000"/>
+              <w:left w:val="none" w:sz="0" w:space="0" w:color="000000"/>
+              <w:right w:val="none" w:sz="0" w:space="0" w:color="000000"/>
+            </w:tcBorders>
+            <w:shd w:val="clear" w:color="auto" w:fill="FFFFFF"/>
+            <w:tcMar>
+              <w:top w:w="0" w:type="dxa"/>
+              <w:bottom w:w="0" w:type="dxa"/>
+              <w:left w:w="0" w:type="dxa"/>
+              <w:right w:w="0" w:type="dxa"/>
+            </w:tcMar>
+            <w:vAlign w:val="center"/>
+          </w:tcPr>
+          <w:p>
+            <w:pPr>
+              <w:pStyle w:val="Normal"/>
+              <w:jc w:val="right"/>
+              <w:pBdr>
+                <w:bottom w:val="none" w:sz="0" w:space="0" w:color="000000"/>
+                <w:top w:val="none" w:sz="0" w:space="0" w:color="000000"/>
+                <w:left w:val="none" w:sz="0" w:space="0" w:color="000000"/>
+                <w:right w:val="none" w:sz="0" w:space="0" w:color="000000"/>
+              </w:pBdr>
+              <w:spacing w:after="100" w:before="100" w:line="240"/>
+              <w:ind w:left="100" w:right="100" w:firstLine="0" w:firstLineChars="0"/>
+              <w:rPr>
+                <w:rFonts w:ascii="Arial" w:hAnsi="Arial" w:eastAsia="Arial" w:cs="Arial"/>
+                <w:i w:val="false"/>
+                <w:b w:val="false"/>
+                <w:u w:val="none"/>
+                <w:strike w:val="false"/>
+                <w:sz w:val="22"/>
+                <w:szCs w:val="22"/>
+                <w:color w:val="000000"/>
+              </w:rPr>
+            </w:pPr>
+            <w:r>
+              <w:rPr>
+                <w:rFonts w:ascii="Arial" w:hAnsi="Arial" w:eastAsia="Arial" w:cs="Arial"/>
+                <w:i w:val="false"/>
+                <w:b w:val="false"/>
+                <w:u w:val="none"/>
+                <w:strike w:val="false"/>
+                <w:sz w:val="22"/>
+                <w:szCs w:val="22"/>
+                <w:color w:val="000000"/>
+              </w:rPr>
+              <w:t xml:space="preserve">0.205</w:t>
+            </w:r>
+          </w:p>
+        </w:tc>
+        <w:tc>
+          <w:tcPr>
+            <w:tcBorders>
+              <w:bottom w:val="none" w:sz="0" w:space="0" w:color="000000"/>
+              <w:top w:val="none" w:sz="0" w:space="0" w:color="000000"/>
+              <w:left w:val="none" w:sz="0" w:space="0" w:color="000000"/>
+              <w:right w:val="none" w:sz="0" w:space="0" w:color="000000"/>
+            </w:tcBorders>
+            <w:shd w:val="clear" w:color="auto" w:fill="FFFFFF"/>
+            <w:tcMar>
+              <w:top w:w="0" w:type="dxa"/>
+              <w:bottom w:w="0" w:type="dxa"/>
+              <w:left w:w="0" w:type="dxa"/>
+              <w:right w:w="0" w:type="dxa"/>
+            </w:tcMar>
+            <w:vAlign w:val="center"/>
+          </w:tcPr>
+          <w:p>
+            <w:pPr>
+              <w:pStyle w:val="Normal"/>
+              <w:jc w:val="right"/>
+              <w:pBdr>
+                <w:bottom w:val="none" w:sz="0" w:space="0" w:color="000000"/>
+                <w:top w:val="none" w:sz="0" w:space="0" w:color="000000"/>
+                <w:left w:val="none" w:sz="0" w:space="0" w:color="000000"/>
+                <w:right w:val="none" w:sz="0" w:space="0" w:color="000000"/>
+              </w:pBdr>
+              <w:spacing w:after="100" w:before="100" w:line="240"/>
+              <w:ind w:left="100" w:right="100" w:firstLine="0" w:firstLineChars="0"/>
+              <w:rPr>
+                <w:rFonts w:ascii="Arial" w:hAnsi="Arial" w:eastAsia="Arial" w:cs="Arial"/>
+                <w:i w:val="false"/>
+                <w:b w:val="false"/>
+                <w:u w:val="none"/>
+                <w:strike w:val="false"/>
+                <w:sz w:val="22"/>
+                <w:szCs w:val="22"/>
+                <w:color w:val="000000"/>
+              </w:rPr>
+            </w:pPr>
+            <w:r>
+              <w:rPr>
+                <w:rFonts w:ascii="Arial" w:hAnsi="Arial" w:eastAsia="Arial" w:cs="Arial"/>
+                <w:i w:val="false"/>
+                <w:b w:val="false"/>
+                <w:u w:val="none"/>
+                <w:strike w:val="false"/>
+                <w:sz w:val="22"/>
+                <w:szCs w:val="22"/>
+                <w:color w:val="000000"/>
+              </w:rPr>
+              <w:t xml:space="preserve">0.204</w:t>
+            </w:r>
+          </w:p>
+        </w:tc>
+      </w:tr>
+      <w:tr>
+        <w:trPr>
+          <w:trHeight w:val="608" w:hRule="auto"/>
+        </w:trPr>
+        <w:tc>
+          <w:tcPr>
+            <w:tcBorders>
+              <w:bottom w:val="none" w:sz="0" w:space="0" w:color="000000"/>
+              <w:top w:val="none" w:sz="0" w:space="0" w:color="000000"/>
+              <w:left w:val="none" w:sz="0" w:space="0" w:color="000000"/>
+              <w:right w:val="none" w:sz="0" w:space="0" w:color="000000"/>
+            </w:tcBorders>
+            <w:shd w:val="clear" w:color="auto" w:fill="FFFFFF"/>
+            <w:tcMar>
+              <w:top w:w="0" w:type="dxa"/>
+              <w:bottom w:w="0" w:type="dxa"/>
+              <w:left w:w="0" w:type="dxa"/>
+              <w:right w:w="0" w:type="dxa"/>
+            </w:tcMar>
+            <w:vAlign w:val="center"/>
+          </w:tcPr>
+          <w:p>
+            <w:pPr>
+              <w:pStyle w:val="Normal"/>
+              <w:jc w:val="left"/>
+              <w:pBdr>
+                <w:bottom w:val="none" w:sz="0" w:space="0" w:color="000000"/>
+                <w:top w:val="none" w:sz="0" w:space="0" w:color="000000"/>
+                <w:left w:val="none" w:sz="0" w:space="0" w:color="000000"/>
+                <w:right w:val="none" w:sz="0" w:space="0" w:color="000000"/>
+              </w:pBdr>
+              <w:spacing w:after="100" w:before="100" w:line="240"/>
+              <w:ind w:left="100" w:right="100" w:firstLine="0" w:firstLineChars="0"/>
+              <w:rPr>
+                <w:rFonts w:ascii="Arial" w:hAnsi="Arial" w:eastAsia="Arial" w:cs="Arial"/>
+                <w:i w:val="false"/>
+                <w:b w:val="false"/>
+                <w:u w:val="none"/>
+                <w:strike w:val="false"/>
+                <w:sz w:val="22"/>
+                <w:szCs w:val="22"/>
+                <w:color w:val="000000"/>
+              </w:rPr>
+            </w:pPr>
+            <w:r>
+              <w:rPr>
+                <w:rFonts w:ascii="Arial" w:hAnsi="Arial" w:eastAsia="Arial" w:cs="Arial"/>
+                <w:i w:val="false"/>
+                <w:b w:val="false"/>
+                <w:u w:val="none"/>
+                <w:strike w:val="false"/>
+                <w:sz w:val="22"/>
+                <w:szCs w:val="22"/>
+                <w:color w:val="000000"/>
+              </w:rPr>
+              <w:t xml:space="preserve">empleo_temporal</w:t>
+            </w:r>
+          </w:p>
+        </w:tc>
+        <w:tc>
+          <w:tcPr>
+            <w:tcBorders>
+              <w:bottom w:val="none" w:sz="0" w:space="0" w:color="000000"/>
+              <w:top w:val="none" w:sz="0" w:space="0" w:color="000000"/>
+              <w:left w:val="none" w:sz="0" w:space="0" w:color="000000"/>
+              <w:right w:val="none" w:sz="0" w:space="0" w:color="000000"/>
+            </w:tcBorders>
+            <w:shd w:val="clear" w:color="auto" w:fill="FFFFFF"/>
+            <w:tcMar>
+              <w:top w:w="0" w:type="dxa"/>
+              <w:bottom w:w="0" w:type="dxa"/>
+              <w:left w:w="0" w:type="dxa"/>
+              <w:right w:w="0" w:type="dxa"/>
+            </w:tcMar>
+            <w:vAlign w:val="center"/>
+          </w:tcPr>
+          <w:p>
+            <w:pPr>
+              <w:pStyle w:val="Normal"/>
+              <w:jc w:val="left"/>
+              <w:pBdr>
+                <w:bottom w:val="none" w:sz="0" w:space="0" w:color="000000"/>
+                <w:top w:val="none" w:sz="0" w:space="0" w:color="000000"/>
+                <w:left w:val="none" w:sz="0" w:space="0" w:color="000000"/>
+                <w:right w:val="none" w:sz="0" w:space="0" w:color="000000"/>
+              </w:pBdr>
+              <w:spacing w:after="100" w:before="100" w:line="240"/>
+              <w:ind w:left="100" w:right="100" w:firstLine="0" w:firstLineChars="0"/>
+              <w:rPr>
+                <w:rFonts w:ascii="Arial" w:hAnsi="Arial" w:eastAsia="Arial" w:cs="Arial"/>
+                <w:i w:val="false"/>
+                <w:b w:val="false"/>
+                <w:u w:val="none"/>
+                <w:strike w:val="false"/>
+                <w:sz w:val="22"/>
+                <w:szCs w:val="22"/>
+                <w:color w:val="000000"/>
+              </w:rPr>
+            </w:pPr>
+            <w:r>
+              <w:rPr>
+                <w:rFonts w:ascii="Arial" w:hAnsi="Arial" w:eastAsia="Arial" w:cs="Arial"/>
+                <w:i w:val="false"/>
+                <w:b w:val="false"/>
+                <w:u w:val="none"/>
+                <w:strike w:val="false"/>
+                <w:sz w:val="22"/>
+                <w:szCs w:val="22"/>
+                <w:color w:val="000000"/>
+              </w:rPr>
+              <w:t xml:space="preserve">bite_de</w:t>
+            </w:r>
+          </w:p>
+        </w:tc>
+        <w:tc>
+          <w:tcPr>
+            <w:tcBorders>
+              <w:bottom w:val="none" w:sz="0" w:space="0" w:color="000000"/>
+              <w:top w:val="none" w:sz="0" w:space="0" w:color="000000"/>
+              <w:left w:val="none" w:sz="0" w:space="0" w:color="000000"/>
+              <w:right w:val="none" w:sz="0" w:space="0" w:color="000000"/>
+            </w:tcBorders>
+            <w:shd w:val="clear" w:color="auto" w:fill="FFFFFF"/>
+            <w:tcMar>
+              <w:top w:w="0" w:type="dxa"/>
+              <w:bottom w:w="0" w:type="dxa"/>
+              <w:left w:w="0" w:type="dxa"/>
+              <w:right w:w="0" w:type="dxa"/>
+            </w:tcMar>
+            <w:vAlign w:val="center"/>
+          </w:tcPr>
+          <w:p>
+            <w:pPr>
+              <w:pStyle w:val="Normal"/>
+              <w:jc w:val="left"/>
+              <w:pBdr>
+                <w:bottom w:val="none" w:sz="0" w:space="0" w:color="000000"/>
+                <w:top w:val="none" w:sz="0" w:space="0" w:color="000000"/>
+                <w:left w:val="none" w:sz="0" w:space="0" w:color="000000"/>
+                <w:right w:val="none" w:sz="0" w:space="0" w:color="000000"/>
+              </w:pBdr>
+              <w:spacing w:after="100" w:before="100" w:line="240"/>
+              <w:ind w:left="100" w:right="100" w:firstLine="0" w:firstLineChars="0"/>
+              <w:rPr>
+                <w:rFonts w:ascii="Arial" w:hAnsi="Arial" w:eastAsia="Arial" w:cs="Arial"/>
+                <w:i w:val="false"/>
+                <w:b w:val="false"/>
+                <w:u w:val="none"/>
+                <w:strike w:val="false"/>
+                <w:sz w:val="22"/>
+                <w:szCs w:val="22"/>
+                <w:color w:val="000000"/>
+              </w:rPr>
+            </w:pPr>
+            <w:r>
+              <w:rPr>
+                <w:rFonts w:ascii="Arial" w:hAnsi="Arial" w:eastAsia="Arial" w:cs="Arial"/>
+                <w:i w:val="false"/>
+                <w:b w:val="false"/>
+                <w:u w:val="none"/>
+                <w:strike w:val="false"/>
+                <w:sz w:val="22"/>
+                <w:szCs w:val="22"/>
+                <w:color w:val="000000"/>
+              </w:rPr>
+              <w:t xml:space="preserve">completa</w:t>
+            </w:r>
+          </w:p>
+        </w:tc>
+        <w:tc>
+          <w:tcPr>
+            <w:tcBorders>
+              <w:bottom w:val="none" w:sz="0" w:space="0" w:color="000000"/>
+              <w:top w:val="none" w:sz="0" w:space="0" w:color="000000"/>
+              <w:left w:val="none" w:sz="0" w:space="0" w:color="000000"/>
+              <w:right w:val="none" w:sz="0" w:space="0" w:color="000000"/>
+            </w:tcBorders>
+            <w:shd w:val="clear" w:color="auto" w:fill="FFFFFF"/>
+            <w:tcMar>
+              <w:top w:w="0" w:type="dxa"/>
+              <w:bottom w:w="0" w:type="dxa"/>
+              <w:left w:w="0" w:type="dxa"/>
+              <w:right w:w="0" w:type="dxa"/>
+            </w:tcMar>
+            <w:vAlign w:val="center"/>
+          </w:tcPr>
+          <w:p>
+            <w:pPr>
+              <w:pStyle w:val="Normal"/>
+              <w:jc w:val="right"/>
+              <w:pBdr>
+                <w:bottom w:val="none" w:sz="0" w:space="0" w:color="000000"/>
+                <w:top w:val="none" w:sz="0" w:space="0" w:color="000000"/>
+                <w:left w:val="none" w:sz="0" w:space="0" w:color="000000"/>
+                <w:right w:val="none" w:sz="0" w:space="0" w:color="000000"/>
+              </w:pBdr>
+              <w:spacing w:after="100" w:before="100" w:line="240"/>
+              <w:ind w:left="100" w:right="100" w:firstLine="0" w:firstLineChars="0"/>
+              <w:rPr>
+                <w:rFonts w:ascii="Arial" w:hAnsi="Arial" w:eastAsia="Arial" w:cs="Arial"/>
+                <w:i w:val="false"/>
+                <w:b w:val="false"/>
+                <w:u w:val="none"/>
+                <w:strike w:val="false"/>
+                <w:sz w:val="22"/>
+                <w:szCs w:val="22"/>
+                <w:color w:val="000000"/>
+              </w:rPr>
+            </w:pPr>
+            <w:r>
+              <w:rPr>
+                <w:rFonts w:ascii="Arial" w:hAnsi="Arial" w:eastAsia="Arial" w:cs="Arial"/>
+                <w:i w:val="false"/>
+                <w:b w:val="false"/>
+                <w:u w:val="none"/>
+                <w:strike w:val="false"/>
+                <w:sz w:val="22"/>
+                <w:szCs w:val="22"/>
+                <w:color w:val="000000"/>
+              </w:rPr>
+              <w:t xml:space="preserve">0.067</w:t>
+            </w:r>
+          </w:p>
+        </w:tc>
+        <w:tc>
+          <w:tcPr>
+            <w:tcBorders>
+              <w:bottom w:val="none" w:sz="0" w:space="0" w:color="000000"/>
+              <w:top w:val="none" w:sz="0" w:space="0" w:color="000000"/>
+              <w:left w:val="none" w:sz="0" w:space="0" w:color="000000"/>
+              <w:right w:val="none" w:sz="0" w:space="0" w:color="000000"/>
+            </w:tcBorders>
+            <w:shd w:val="clear" w:color="auto" w:fill="FFFFFF"/>
+            <w:tcMar>
+              <w:top w:w="0" w:type="dxa"/>
+              <w:bottom w:w="0" w:type="dxa"/>
+              <w:left w:w="0" w:type="dxa"/>
+              <w:right w:w="0" w:type="dxa"/>
+            </w:tcMar>
+            <w:vAlign w:val="center"/>
+          </w:tcPr>
+          <w:p>
+            <w:pPr>
+              <w:pStyle w:val="Normal"/>
+              <w:jc w:val="right"/>
+              <w:pBdr>
+                <w:bottom w:val="none" w:sz="0" w:space="0" w:color="000000"/>
+                <w:top w:val="none" w:sz="0" w:space="0" w:color="000000"/>
+                <w:left w:val="none" w:sz="0" w:space="0" w:color="000000"/>
+                <w:right w:val="none" w:sz="0" w:space="0" w:color="000000"/>
+              </w:pBdr>
+              <w:spacing w:after="100" w:before="100" w:line="240"/>
+              <w:ind w:left="100" w:right="100" w:firstLine="0" w:firstLineChars="0"/>
+              <w:rPr>
+                <w:rFonts w:ascii="Arial" w:hAnsi="Arial" w:eastAsia="Arial" w:cs="Arial"/>
+                <w:i w:val="false"/>
+                <w:b w:val="false"/>
+                <w:u w:val="none"/>
+                <w:strike w:val="false"/>
+                <w:sz w:val="22"/>
+                <w:szCs w:val="22"/>
+                <w:color w:val="000000"/>
+              </w:rPr>
+            </w:pPr>
+            <w:r>
+              <w:rPr>
+                <w:rFonts w:ascii="Arial" w:hAnsi="Arial" w:eastAsia="Arial" w:cs="Arial"/>
+                <w:i w:val="false"/>
+                <w:b w:val="false"/>
+                <w:u w:val="none"/>
+                <w:strike w:val="false"/>
+                <w:sz w:val="22"/>
+                <w:szCs w:val="22"/>
+                <w:color w:val="000000"/>
+              </w:rPr>
+              <w:t xml:space="preserve">0.235</w:t>
+            </w:r>
+          </w:p>
+        </w:tc>
+        <w:tc>
+          <w:tcPr>
+            <w:tcBorders>
+              <w:bottom w:val="none" w:sz="0" w:space="0" w:color="000000"/>
+              <w:top w:val="none" w:sz="0" w:space="0" w:color="000000"/>
+              <w:left w:val="none" w:sz="0" w:space="0" w:color="000000"/>
+              <w:right w:val="none" w:sz="0" w:space="0" w:color="000000"/>
+            </w:tcBorders>
+            <w:shd w:val="clear" w:color="auto" w:fill="FFFFFF"/>
+            <w:tcMar>
+              <w:top w:w="0" w:type="dxa"/>
+              <w:bottom w:w="0" w:type="dxa"/>
+              <w:left w:w="0" w:type="dxa"/>
+              <w:right w:w="0" w:type="dxa"/>
+            </w:tcMar>
+            <w:vAlign w:val="center"/>
+          </w:tcPr>
+          <w:p>
+            <w:pPr>
+              <w:pStyle w:val="Normal"/>
+              <w:jc w:val="right"/>
+              <w:pBdr>
+                <w:bottom w:val="none" w:sz="0" w:space="0" w:color="000000"/>
+                <w:top w:val="none" w:sz="0" w:space="0" w:color="000000"/>
+                <w:left w:val="none" w:sz="0" w:space="0" w:color="000000"/>
+                <w:right w:val="none" w:sz="0" w:space="0" w:color="000000"/>
+              </w:pBdr>
+              <w:spacing w:after="100" w:before="100" w:line="240"/>
+              <w:ind w:left="100" w:right="100" w:firstLine="0" w:firstLineChars="0"/>
+              <w:rPr>
+                <w:rFonts w:ascii="Arial" w:hAnsi="Arial" w:eastAsia="Arial" w:cs="Arial"/>
+                <w:i w:val="false"/>
+                <w:b w:val="false"/>
+                <w:u w:val="none"/>
+                <w:strike w:val="false"/>
+                <w:sz w:val="22"/>
+                <w:szCs w:val="22"/>
+                <w:color w:val="000000"/>
+              </w:rPr>
+            </w:pPr>
+            <w:r>
+              <w:rPr>
+                <w:rFonts w:ascii="Arial" w:hAnsi="Arial" w:eastAsia="Arial" w:cs="Arial"/>
+                <w:i w:val="false"/>
+                <w:b w:val="false"/>
+                <w:u w:val="none"/>
+                <w:strike w:val="false"/>
+                <w:sz w:val="22"/>
+                <w:szCs w:val="22"/>
+                <w:color w:val="000000"/>
+              </w:rPr>
+              <w:t xml:space="preserve">0.013</w:t>
+            </w:r>
+          </w:p>
+        </w:tc>
+      </w:tr>
+      <w:tr>
+        <w:trPr>
+          <w:trHeight w:val="608" w:hRule="auto"/>
+        </w:trPr>
+        <w:tc>
+          <w:tcPr>
+            <w:tcBorders>
+              <w:bottom w:val="none" w:sz="0" w:space="0" w:color="000000"/>
+              <w:top w:val="none" w:sz="0" w:space="0" w:color="000000"/>
+              <w:left w:val="none" w:sz="0" w:space="0" w:color="000000"/>
+              <w:right w:val="none" w:sz="0" w:space="0" w:color="000000"/>
+            </w:tcBorders>
+            <w:shd w:val="clear" w:color="auto" w:fill="FFFFFF"/>
+            <w:tcMar>
+              <w:top w:w="0" w:type="dxa"/>
+              <w:bottom w:w="0" w:type="dxa"/>
+              <w:left w:w="0" w:type="dxa"/>
+              <w:right w:w="0" w:type="dxa"/>
+            </w:tcMar>
+            <w:vAlign w:val="center"/>
+          </w:tcPr>
+          <w:p>
+            <w:pPr>
+              <w:pStyle w:val="Normal"/>
+              <w:jc w:val="left"/>
+              <w:pBdr>
+                <w:bottom w:val="none" w:sz="0" w:space="0" w:color="000000"/>
+                <w:top w:val="none" w:sz="0" w:space="0" w:color="000000"/>
+                <w:left w:val="none" w:sz="0" w:space="0" w:color="000000"/>
+                <w:right w:val="none" w:sz="0" w:space="0" w:color="000000"/>
+              </w:pBdr>
+              <w:spacing w:after="100" w:before="100" w:line="240"/>
+              <w:ind w:left="100" w:right="100" w:firstLine="0" w:firstLineChars="0"/>
+              <w:rPr>
+                <w:rFonts w:ascii="Arial" w:hAnsi="Arial" w:eastAsia="Arial" w:cs="Arial"/>
+                <w:i w:val="false"/>
+                <w:b w:val="false"/>
+                <w:u w:val="none"/>
+                <w:strike w:val="false"/>
+                <w:sz w:val="22"/>
+                <w:szCs w:val="22"/>
+                <w:color w:val="000000"/>
+              </w:rPr>
+            </w:pPr>
+            <w:r>
+              <w:rPr>
+                <w:rFonts w:ascii="Arial" w:hAnsi="Arial" w:eastAsia="Arial" w:cs="Arial"/>
+                <w:i w:val="false"/>
+                <w:b w:val="false"/>
+                <w:u w:val="none"/>
+                <w:strike w:val="false"/>
+                <w:sz w:val="22"/>
+                <w:szCs w:val="22"/>
+                <w:color w:val="000000"/>
+              </w:rPr>
+              <w:t xml:space="preserve">empleo_temporal</w:t>
+            </w:r>
+          </w:p>
+        </w:tc>
+        <w:tc>
+          <w:tcPr>
+            <w:tcBorders>
+              <w:bottom w:val="none" w:sz="0" w:space="0" w:color="000000"/>
+              <w:top w:val="none" w:sz="0" w:space="0" w:color="000000"/>
+              <w:left w:val="none" w:sz="0" w:space="0" w:color="000000"/>
+              <w:right w:val="none" w:sz="0" w:space="0" w:color="000000"/>
+            </w:tcBorders>
+            <w:shd w:val="clear" w:color="auto" w:fill="FFFFFF"/>
+            <w:tcMar>
+              <w:top w:w="0" w:type="dxa"/>
+              <w:bottom w:w="0" w:type="dxa"/>
+              <w:left w:w="0" w:type="dxa"/>
+              <w:right w:w="0" w:type="dxa"/>
+            </w:tcMar>
+            <w:vAlign w:val="center"/>
+          </w:tcPr>
+          <w:p>
+            <w:pPr>
+              <w:pStyle w:val="Normal"/>
+              <w:jc w:val="left"/>
+              <w:pBdr>
+                <w:bottom w:val="none" w:sz="0" w:space="0" w:color="000000"/>
+                <w:top w:val="none" w:sz="0" w:space="0" w:color="000000"/>
+                <w:left w:val="none" w:sz="0" w:space="0" w:color="000000"/>
+                <w:right w:val="none" w:sz="0" w:space="0" w:color="000000"/>
+              </w:pBdr>
+              <w:spacing w:after="100" w:before="100" w:line="240"/>
+              <w:ind w:left="100" w:right="100" w:firstLine="0" w:firstLineChars="0"/>
+              <w:rPr>
+                <w:rFonts w:ascii="Arial" w:hAnsi="Arial" w:eastAsia="Arial" w:cs="Arial"/>
+                <w:i w:val="false"/>
+                <w:b w:val="false"/>
+                <w:u w:val="none"/>
+                <w:strike w:val="false"/>
+                <w:sz w:val="22"/>
+                <w:szCs w:val="22"/>
+                <w:color w:val="000000"/>
+              </w:rPr>
+            </w:pPr>
+            <w:r>
+              <w:rPr>
+                <w:rFonts w:ascii="Arial" w:hAnsi="Arial" w:eastAsia="Arial" w:cs="Arial"/>
+                <w:i w:val="false"/>
+                <w:b w:val="false"/>
+                <w:u w:val="none"/>
+                <w:strike w:val="false"/>
+                <w:sz w:val="22"/>
+                <w:szCs w:val="22"/>
+                <w:color w:val="000000"/>
+              </w:rPr>
+              <w:t xml:space="preserve">bite_de</w:t>
+            </w:r>
+          </w:p>
+        </w:tc>
+        <w:tc>
+          <w:tcPr>
+            <w:tcBorders>
+              <w:bottom w:val="none" w:sz="0" w:space="0" w:color="000000"/>
+              <w:top w:val="none" w:sz="0" w:space="0" w:color="000000"/>
+              <w:left w:val="none" w:sz="0" w:space="0" w:color="000000"/>
+              <w:right w:val="none" w:sz="0" w:space="0" w:color="000000"/>
+            </w:tcBorders>
+            <w:shd w:val="clear" w:color="auto" w:fill="FFFFFF"/>
+            <w:tcMar>
+              <w:top w:w="0" w:type="dxa"/>
+              <w:bottom w:w="0" w:type="dxa"/>
+              <w:left w:w="0" w:type="dxa"/>
+              <w:right w:w="0" w:type="dxa"/>
+            </w:tcMar>
+            <w:vAlign w:val="center"/>
+          </w:tcPr>
+          <w:p>
+            <w:pPr>
+              <w:pStyle w:val="Normal"/>
+              <w:jc w:val="left"/>
+              <w:pBdr>
+                <w:bottom w:val="none" w:sz="0" w:space="0" w:color="000000"/>
+                <w:top w:val="none" w:sz="0" w:space="0" w:color="000000"/>
+                <w:left w:val="none" w:sz="0" w:space="0" w:color="000000"/>
+                <w:right w:val="none" w:sz="0" w:space="0" w:color="000000"/>
+              </w:pBdr>
+              <w:spacing w:after="100" w:before="100" w:line="240"/>
+              <w:ind w:left="100" w:right="100" w:firstLine="0" w:firstLineChars="0"/>
+              <w:rPr>
+                <w:rFonts w:ascii="Arial" w:hAnsi="Arial" w:eastAsia="Arial" w:cs="Arial"/>
+                <w:i w:val="false"/>
+                <w:b w:val="false"/>
+                <w:u w:val="none"/>
+                <w:strike w:val="false"/>
+                <w:sz w:val="22"/>
+                <w:szCs w:val="22"/>
+                <w:color w:val="000000"/>
+              </w:rPr>
+            </w:pPr>
+            <w:r>
+              <w:rPr>
+                <w:rFonts w:ascii="Arial" w:hAnsi="Arial" w:eastAsia="Arial" w:cs="Arial"/>
+                <w:i w:val="false"/>
+                <w:b w:val="false"/>
+                <w:u w:val="none"/>
+                <w:strike w:val="false"/>
+                <w:sz w:val="22"/>
+                <w:szCs w:val="22"/>
+                <w:color w:val="000000"/>
+              </w:rPr>
+              <w:t xml:space="preserve">comun</w:t>
+            </w:r>
+          </w:p>
+        </w:tc>
+        <w:tc>
+          <w:tcPr>
+            <w:tcBorders>
+              <w:bottom w:val="none" w:sz="0" w:space="0" w:color="000000"/>
+              <w:top w:val="none" w:sz="0" w:space="0" w:color="000000"/>
+              <w:left w:val="none" w:sz="0" w:space="0" w:color="000000"/>
+              <w:right w:val="none" w:sz="0" w:space="0" w:color="000000"/>
+            </w:tcBorders>
+            <w:shd w:val="clear" w:color="auto" w:fill="FFFFFF"/>
+            <w:tcMar>
+              <w:top w:w="0" w:type="dxa"/>
+              <w:bottom w:w="0" w:type="dxa"/>
+              <w:left w:w="0" w:type="dxa"/>
+              <w:right w:w="0" w:type="dxa"/>
+            </w:tcMar>
+            <w:vAlign w:val="center"/>
+          </w:tcPr>
+          <w:p>
+            <w:pPr>
+              <w:pStyle w:val="Normal"/>
+              <w:jc w:val="right"/>
+              <w:pBdr>
+                <w:bottom w:val="none" w:sz="0" w:space="0" w:color="000000"/>
+                <w:top w:val="none" w:sz="0" w:space="0" w:color="000000"/>
+                <w:left w:val="none" w:sz="0" w:space="0" w:color="000000"/>
+                <w:right w:val="none" w:sz="0" w:space="0" w:color="000000"/>
+              </w:pBdr>
+              <w:spacing w:after="100" w:before="100" w:line="240"/>
+              <w:ind w:left="100" w:right="100" w:firstLine="0" w:firstLineChars="0"/>
+              <w:rPr>
+                <w:rFonts w:ascii="Arial" w:hAnsi="Arial" w:eastAsia="Arial" w:cs="Arial"/>
+                <w:i w:val="false"/>
+                <w:b w:val="false"/>
+                <w:u w:val="none"/>
+                <w:strike w:val="false"/>
+                <w:sz w:val="22"/>
+                <w:szCs w:val="22"/>
+                <w:color w:val="000000"/>
+              </w:rPr>
+            </w:pPr>
+            <w:r>
+              <w:rPr>
+                <w:rFonts w:ascii="Arial" w:hAnsi="Arial" w:eastAsia="Arial" w:cs="Arial"/>
+                <w:i w:val="false"/>
+                <w:b w:val="false"/>
+                <w:u w:val="none"/>
+                <w:strike w:val="false"/>
+                <w:sz w:val="22"/>
+                <w:szCs w:val="22"/>
+                <w:color w:val="000000"/>
+              </w:rPr>
+              <w:t xml:space="preserve">0.067</w:t>
+            </w:r>
+          </w:p>
+        </w:tc>
+        <w:tc>
+          <w:tcPr>
+            <w:tcBorders>
+              <w:bottom w:val="none" w:sz="0" w:space="0" w:color="000000"/>
+              <w:top w:val="none" w:sz="0" w:space="0" w:color="000000"/>
+              <w:left w:val="none" w:sz="0" w:space="0" w:color="000000"/>
+              <w:right w:val="none" w:sz="0" w:space="0" w:color="000000"/>
+            </w:tcBorders>
+            <w:shd w:val="clear" w:color="auto" w:fill="FFFFFF"/>
+            <w:tcMar>
+              <w:top w:w="0" w:type="dxa"/>
+              <w:bottom w:w="0" w:type="dxa"/>
+              <w:left w:w="0" w:type="dxa"/>
+              <w:right w:w="0" w:type="dxa"/>
+            </w:tcMar>
+            <w:vAlign w:val="center"/>
+          </w:tcPr>
+          <w:p>
+            <w:pPr>
+              <w:pStyle w:val="Normal"/>
+              <w:jc w:val="right"/>
+              <w:pBdr>
+                <w:bottom w:val="none" w:sz="0" w:space="0" w:color="000000"/>
+                <w:top w:val="none" w:sz="0" w:space="0" w:color="000000"/>
+                <w:left w:val="none" w:sz="0" w:space="0" w:color="000000"/>
+                <w:right w:val="none" w:sz="0" w:space="0" w:color="000000"/>
+              </w:pBdr>
+              <w:spacing w:after="100" w:before="100" w:line="240"/>
+              <w:ind w:left="100" w:right="100" w:firstLine="0" w:firstLineChars="0"/>
+              <w:rPr>
+                <w:rFonts w:ascii="Arial" w:hAnsi="Arial" w:eastAsia="Arial" w:cs="Arial"/>
+                <w:i w:val="false"/>
+                <w:b w:val="false"/>
+                <w:u w:val="none"/>
+                <w:strike w:val="false"/>
+                <w:sz w:val="22"/>
+                <w:szCs w:val="22"/>
+                <w:color w:val="000000"/>
+              </w:rPr>
+            </w:pPr>
+            <w:r>
+              <w:rPr>
+                <w:rFonts w:ascii="Arial" w:hAnsi="Arial" w:eastAsia="Arial" w:cs="Arial"/>
+                <w:i w:val="false"/>
+                <w:b w:val="false"/>
+                <w:u w:val="none"/>
+                <w:strike w:val="false"/>
+                <w:sz w:val="22"/>
+                <w:szCs w:val="22"/>
+                <w:color w:val="000000"/>
+              </w:rPr>
+              <w:t xml:space="preserve">0.235</w:t>
+            </w:r>
+          </w:p>
+        </w:tc>
+        <w:tc>
+          <w:tcPr>
+            <w:tcBorders>
+              <w:bottom w:val="none" w:sz="0" w:space="0" w:color="000000"/>
+              <w:top w:val="none" w:sz="0" w:space="0" w:color="000000"/>
+              <w:left w:val="none" w:sz="0" w:space="0" w:color="000000"/>
+              <w:right w:val="none" w:sz="0" w:space="0" w:color="000000"/>
+            </w:tcBorders>
+            <w:shd w:val="clear" w:color="auto" w:fill="FFFFFF"/>
+            <w:tcMar>
+              <w:top w:w="0" w:type="dxa"/>
+              <w:bottom w:w="0" w:type="dxa"/>
+              <w:left w:w="0" w:type="dxa"/>
+              <w:right w:w="0" w:type="dxa"/>
+            </w:tcMar>
+            <w:vAlign w:val="center"/>
+          </w:tcPr>
+          <w:p>
+            <w:pPr>
+              <w:pStyle w:val="Normal"/>
+              <w:jc w:val="right"/>
+              <w:pBdr>
+                <w:bottom w:val="none" w:sz="0" w:space="0" w:color="000000"/>
+                <w:top w:val="none" w:sz="0" w:space="0" w:color="000000"/>
+                <w:left w:val="none" w:sz="0" w:space="0" w:color="000000"/>
+                <w:right w:val="none" w:sz="0" w:space="0" w:color="000000"/>
+              </w:pBdr>
+              <w:spacing w:after="100" w:before="100" w:line="240"/>
+              <w:ind w:left="100" w:right="100" w:firstLine="0" w:firstLineChars="0"/>
+              <w:rPr>
+                <w:rFonts w:ascii="Arial" w:hAnsi="Arial" w:eastAsia="Arial" w:cs="Arial"/>
+                <w:i w:val="false"/>
+                <w:b w:val="false"/>
+                <w:u w:val="none"/>
+                <w:strike w:val="false"/>
+                <w:sz w:val="22"/>
+                <w:szCs w:val="22"/>
+                <w:color w:val="000000"/>
+              </w:rPr>
+            </w:pPr>
+            <w:r>
+              <w:rPr>
+                <w:rFonts w:ascii="Arial" w:hAnsi="Arial" w:eastAsia="Arial" w:cs="Arial"/>
+                <w:i w:val="false"/>
+                <w:b w:val="false"/>
+                <w:u w:val="none"/>
+                <w:strike w:val="false"/>
+                <w:sz w:val="22"/>
+                <w:szCs w:val="22"/>
+                <w:color w:val="000000"/>
+              </w:rPr>
+              <w:t xml:space="preserve">0.013</w:t>
+            </w:r>
+          </w:p>
+        </w:tc>
+      </w:tr>
+      <w:tr>
+        <w:trPr>
+          <w:trHeight w:val="608" w:hRule="auto"/>
+        </w:trPr>
+        <w:tc>
+          <w:tcPr>
+            <w:tcBorders>
+              <w:bottom w:val="none" w:sz="0" w:space="0" w:color="000000"/>
+              <w:top w:val="none" w:sz="0" w:space="0" w:color="000000"/>
+              <w:left w:val="none" w:sz="0" w:space="0" w:color="000000"/>
+              <w:right w:val="none" w:sz="0" w:space="0" w:color="000000"/>
+            </w:tcBorders>
+            <w:shd w:val="clear" w:color="auto" w:fill="FFFFFF"/>
+            <w:tcMar>
+              <w:top w:w="0" w:type="dxa"/>
+              <w:bottom w:w="0" w:type="dxa"/>
+              <w:left w:w="0" w:type="dxa"/>
+              <w:right w:w="0" w:type="dxa"/>
+            </w:tcMar>
+            <w:vAlign w:val="center"/>
+          </w:tcPr>
+          <w:p>
+            <w:pPr>
+              <w:pStyle w:val="Normal"/>
+              <w:jc w:val="left"/>
+              <w:pBdr>
+                <w:bottom w:val="none" w:sz="0" w:space="0" w:color="000000"/>
+                <w:top w:val="none" w:sz="0" w:space="0" w:color="000000"/>
+                <w:left w:val="none" w:sz="0" w:space="0" w:color="000000"/>
+                <w:right w:val="none" w:sz="0" w:space="0" w:color="000000"/>
+              </w:pBdr>
+              <w:spacing w:after="100" w:before="100" w:line="240"/>
+              <w:ind w:left="100" w:right="100" w:firstLine="0" w:firstLineChars="0"/>
+              <w:rPr>
+                <w:rFonts w:ascii="Arial" w:hAnsi="Arial" w:eastAsia="Arial" w:cs="Arial"/>
+                <w:i w:val="false"/>
+                <w:b w:val="false"/>
+                <w:u w:val="none"/>
+                <w:strike w:val="false"/>
+                <w:sz w:val="22"/>
+                <w:szCs w:val="22"/>
+                <w:color w:val="000000"/>
+              </w:rPr>
+            </w:pPr>
+            <w:r>
+              <w:rPr>
+                <w:rFonts w:ascii="Arial" w:hAnsi="Arial" w:eastAsia="Arial" w:cs="Arial"/>
+                <w:i w:val="false"/>
+                <w:b w:val="false"/>
+                <w:u w:val="none"/>
+                <w:strike w:val="false"/>
+                <w:sz w:val="22"/>
+                <w:szCs w:val="22"/>
+                <w:color w:val="000000"/>
+              </w:rPr>
               <w:t xml:space="preserve">participacion_permanente</w:t>
             </w:r>
           </w:p>
@@ -1726,7 +4508,62 @@
                 <w:szCs w:val="22"/>
                 <w:color w:val="000000"/>
               </w:rPr>
-              <w:t xml:space="preserve">Exposure2022_obreros</w:t>
+              <w:t xml:space="preserve">exposure_de</w:t>
+            </w:r>
+          </w:p>
+        </w:tc>
+        <w:tc>
+          <w:tcPr>
+            <w:tcBorders>
+              <w:bottom w:val="none" w:sz="0" w:space="0" w:color="000000"/>
+              <w:top w:val="none" w:sz="0" w:space="0" w:color="000000"/>
+              <w:left w:val="none" w:sz="0" w:space="0" w:color="000000"/>
+              <w:right w:val="none" w:sz="0" w:space="0" w:color="000000"/>
+            </w:tcBorders>
+            <w:shd w:val="clear" w:color="auto" w:fill="FFFFFF"/>
+            <w:tcMar>
+              <w:top w:w="0" w:type="dxa"/>
+              <w:bottom w:w="0" w:type="dxa"/>
+              <w:left w:w="0" w:type="dxa"/>
+              <w:right w:w="0" w:type="dxa"/>
+            </w:tcMar>
+            <w:vAlign w:val="center"/>
+          </w:tcPr>
+          <w:p>
+            <w:pPr>
+              <w:pStyle w:val="Normal"/>
+              <w:jc w:val="left"/>
+              <w:pBdr>
+                <w:bottom w:val="none" w:sz="0" w:space="0" w:color="000000"/>
+                <w:top w:val="none" w:sz="0" w:space="0" w:color="000000"/>
+                <w:left w:val="none" w:sz="0" w:space="0" w:color="000000"/>
+                <w:right w:val="none" w:sz="0" w:space="0" w:color="000000"/>
+              </w:pBdr>
+              <w:spacing w:after="100" w:before="100" w:line="240"/>
+              <w:ind w:left="100" w:right="100" w:firstLine="0" w:firstLineChars="0"/>
+              <w:rPr>
+                <w:rFonts w:ascii="Arial" w:hAnsi="Arial" w:eastAsia="Arial" w:cs="Arial"/>
+                <w:i w:val="false"/>
+                <w:b w:val="false"/>
+                <w:u w:val="none"/>
+                <w:strike w:val="false"/>
+                <w:sz w:val="22"/>
+                <w:szCs w:val="22"/>
+                <w:color w:val="000000"/>
+              </w:rPr>
+            </w:pPr>
+            <w:r>
+              <w:rPr>
+                <w:rFonts w:ascii="Arial" w:hAnsi="Arial" w:eastAsia="Arial" w:cs="Arial"/>
+                <w:i w:val="false"/>
+                <w:b w:val="false"/>
+                <w:u w:val="none"/>
+                <w:strike w:val="false"/>
+                <w:sz w:val="22"/>
+                <w:szCs w:val="22"/>
+                <w:color w:val="000000"/>
+              </w:rPr>
+              <w:t xml:space="preserve">completa</w:t>
             </w:r>
           </w:p>
         </w:tc>
@@ -1836,7 +4673,732 @@
                 <w:szCs w:val="22"/>
                 <w:color w:val="000000"/>
               </w:rPr>
+              <w:t xml:space="preserve">0.758</w:t>
+            </w:r>
+          </w:p>
+        </w:tc>
+        <w:tc>
+          <w:tcPr>
+            <w:tcBorders>
+              <w:bottom w:val="none" w:sz="0" w:space="0" w:color="000000"/>
+              <w:top w:val="none" w:sz="0" w:space="0" w:color="000000"/>
+              <w:left w:val="none" w:sz="0" w:space="0" w:color="000000"/>
+              <w:right w:val="none" w:sz="0" w:space="0" w:color="000000"/>
+            </w:tcBorders>
+            <w:shd w:val="clear" w:color="auto" w:fill="FFFFFF"/>
+            <w:tcMar>
+              <w:top w:w="0" w:type="dxa"/>
+              <w:bottom w:w="0" w:type="dxa"/>
+              <w:left w:w="0" w:type="dxa"/>
+              <w:right w:w="0" w:type="dxa"/>
+            </w:tcMar>
+            <w:vAlign w:val="center"/>
+          </w:tcPr>
+          <w:p>
+            <w:pPr>
+              <w:pStyle w:val="Normal"/>
+              <w:jc w:val="right"/>
+              <w:pBdr>
+                <w:bottom w:val="none" w:sz="0" w:space="0" w:color="000000"/>
+                <w:top w:val="none" w:sz="0" w:space="0" w:color="000000"/>
+                <w:left w:val="none" w:sz="0" w:space="0" w:color="000000"/>
+                <w:right w:val="none" w:sz="0" w:space="0" w:color="000000"/>
+              </w:pBdr>
+              <w:spacing w:after="100" w:before="100" w:line="240"/>
+              <w:ind w:left="100" w:right="100" w:firstLine="0" w:firstLineChars="0"/>
+              <w:rPr>
+                <w:rFonts w:ascii="Arial" w:hAnsi="Arial" w:eastAsia="Arial" w:cs="Arial"/>
+                <w:i w:val="false"/>
+                <w:b w:val="false"/>
+                <w:u w:val="none"/>
+                <w:strike w:val="false"/>
+                <w:sz w:val="22"/>
+                <w:szCs w:val="22"/>
+                <w:color w:val="000000"/>
+              </w:rPr>
+            </w:pPr>
+            <w:r>
+              <w:rPr>
+                <w:rFonts w:ascii="Arial" w:hAnsi="Arial" w:eastAsia="Arial" w:cs="Arial"/>
+                <w:i w:val="false"/>
+                <w:b w:val="false"/>
+                <w:u w:val="none"/>
+                <w:strike w:val="false"/>
+                <w:sz w:val="22"/>
+                <w:szCs w:val="22"/>
+                <w:color w:val="000000"/>
+              </w:rPr>
               <w:t xml:space="preserve">0.874</w:t>
+            </w:r>
+          </w:p>
+        </w:tc>
+      </w:tr>
+      <w:tr>
+        <w:trPr>
+          <w:trHeight w:val="608" w:hRule="auto"/>
+        </w:trPr>
+        <w:tc>
+          <w:tcPr>
+            <w:tcBorders>
+              <w:bottom w:val="none" w:sz="0" w:space="0" w:color="000000"/>
+              <w:top w:val="none" w:sz="0" w:space="0" w:color="000000"/>
+              <w:left w:val="none" w:sz="0" w:space="0" w:color="000000"/>
+              <w:right w:val="none" w:sz="0" w:space="0" w:color="000000"/>
+            </w:tcBorders>
+            <w:shd w:val="clear" w:color="auto" w:fill="FFFFFF"/>
+            <w:tcMar>
+              <w:top w:w="0" w:type="dxa"/>
+              <w:bottom w:w="0" w:type="dxa"/>
+              <w:left w:w="0" w:type="dxa"/>
+              <w:right w:w="0" w:type="dxa"/>
+            </w:tcMar>
+            <w:vAlign w:val="center"/>
+          </w:tcPr>
+          <w:p>
+            <w:pPr>
+              <w:pStyle w:val="Normal"/>
+              <w:jc w:val="left"/>
+              <w:pBdr>
+                <w:bottom w:val="none" w:sz="0" w:space="0" w:color="000000"/>
+                <w:top w:val="none" w:sz="0" w:space="0" w:color="000000"/>
+                <w:left w:val="none" w:sz="0" w:space="0" w:color="000000"/>
+                <w:right w:val="none" w:sz="0" w:space="0" w:color="000000"/>
+              </w:pBdr>
+              <w:spacing w:after="100" w:before="100" w:line="240"/>
+              <w:ind w:left="100" w:right="100" w:firstLine="0" w:firstLineChars="0"/>
+              <w:rPr>
+                <w:rFonts w:ascii="Arial" w:hAnsi="Arial" w:eastAsia="Arial" w:cs="Arial"/>
+                <w:i w:val="false"/>
+                <w:b w:val="false"/>
+                <w:u w:val="none"/>
+                <w:strike w:val="false"/>
+                <w:sz w:val="22"/>
+                <w:szCs w:val="22"/>
+                <w:color w:val="000000"/>
+              </w:rPr>
+            </w:pPr>
+            <w:r>
+              <w:rPr>
+                <w:rFonts w:ascii="Arial" w:hAnsi="Arial" w:eastAsia="Arial" w:cs="Arial"/>
+                <w:i w:val="false"/>
+                <w:b w:val="false"/>
+                <w:u w:val="none"/>
+                <w:strike w:val="false"/>
+                <w:sz w:val="22"/>
+                <w:szCs w:val="22"/>
+                <w:color w:val="000000"/>
+              </w:rPr>
+              <w:t xml:space="preserve">participacion_permanente</w:t>
+            </w:r>
+          </w:p>
+        </w:tc>
+        <w:tc>
+          <w:tcPr>
+            <w:tcBorders>
+              <w:bottom w:val="none" w:sz="0" w:space="0" w:color="000000"/>
+              <w:top w:val="none" w:sz="0" w:space="0" w:color="000000"/>
+              <w:left w:val="none" w:sz="0" w:space="0" w:color="000000"/>
+              <w:right w:val="none" w:sz="0" w:space="0" w:color="000000"/>
+            </w:tcBorders>
+            <w:shd w:val="clear" w:color="auto" w:fill="FFFFFF"/>
+            <w:tcMar>
+              <w:top w:w="0" w:type="dxa"/>
+              <w:bottom w:w="0" w:type="dxa"/>
+              <w:left w:w="0" w:type="dxa"/>
+              <w:right w:w="0" w:type="dxa"/>
+            </w:tcMar>
+            <w:vAlign w:val="center"/>
+          </w:tcPr>
+          <w:p>
+            <w:pPr>
+              <w:pStyle w:val="Normal"/>
+              <w:jc w:val="left"/>
+              <w:pBdr>
+                <w:bottom w:val="none" w:sz="0" w:space="0" w:color="000000"/>
+                <w:top w:val="none" w:sz="0" w:space="0" w:color="000000"/>
+                <w:left w:val="none" w:sz="0" w:space="0" w:color="000000"/>
+                <w:right w:val="none" w:sz="0" w:space="0" w:color="000000"/>
+              </w:pBdr>
+              <w:spacing w:after="100" w:before="100" w:line="240"/>
+              <w:ind w:left="100" w:right="100" w:firstLine="0" w:firstLineChars="0"/>
+              <w:rPr>
+                <w:rFonts w:ascii="Arial" w:hAnsi="Arial" w:eastAsia="Arial" w:cs="Arial"/>
+                <w:i w:val="false"/>
+                <w:b w:val="false"/>
+                <w:u w:val="none"/>
+                <w:strike w:val="false"/>
+                <w:sz w:val="22"/>
+                <w:szCs w:val="22"/>
+                <w:color w:val="000000"/>
+              </w:rPr>
+            </w:pPr>
+            <w:r>
+              <w:rPr>
+                <w:rFonts w:ascii="Arial" w:hAnsi="Arial" w:eastAsia="Arial" w:cs="Arial"/>
+                <w:i w:val="false"/>
+                <w:b w:val="false"/>
+                <w:u w:val="none"/>
+                <w:strike w:val="false"/>
+                <w:sz w:val="22"/>
+                <w:szCs w:val="22"/>
+                <w:color w:val="000000"/>
+              </w:rPr>
+              <w:t xml:space="preserve">exposure_de</w:t>
+            </w:r>
+          </w:p>
+        </w:tc>
+        <w:tc>
+          <w:tcPr>
+            <w:tcBorders>
+              <w:bottom w:val="none" w:sz="0" w:space="0" w:color="000000"/>
+              <w:top w:val="none" w:sz="0" w:space="0" w:color="000000"/>
+              <w:left w:val="none" w:sz="0" w:space="0" w:color="000000"/>
+              <w:right w:val="none" w:sz="0" w:space="0" w:color="000000"/>
+            </w:tcBorders>
+            <w:shd w:val="clear" w:color="auto" w:fill="FFFFFF"/>
+            <w:tcMar>
+              <w:top w:w="0" w:type="dxa"/>
+              <w:bottom w:w="0" w:type="dxa"/>
+              <w:left w:w="0" w:type="dxa"/>
+              <w:right w:w="0" w:type="dxa"/>
+            </w:tcMar>
+            <w:vAlign w:val="center"/>
+          </w:tcPr>
+          <w:p>
+            <w:pPr>
+              <w:pStyle w:val="Normal"/>
+              <w:jc w:val="left"/>
+              <w:pBdr>
+                <w:bottom w:val="none" w:sz="0" w:space="0" w:color="000000"/>
+                <w:top w:val="none" w:sz="0" w:space="0" w:color="000000"/>
+                <w:left w:val="none" w:sz="0" w:space="0" w:color="000000"/>
+                <w:right w:val="none" w:sz="0" w:space="0" w:color="000000"/>
+              </w:pBdr>
+              <w:spacing w:after="100" w:before="100" w:line="240"/>
+              <w:ind w:left="100" w:right="100" w:firstLine="0" w:firstLineChars="0"/>
+              <w:rPr>
+                <w:rFonts w:ascii="Arial" w:hAnsi="Arial" w:eastAsia="Arial" w:cs="Arial"/>
+                <w:i w:val="false"/>
+                <w:b w:val="false"/>
+                <w:u w:val="none"/>
+                <w:strike w:val="false"/>
+                <w:sz w:val="22"/>
+                <w:szCs w:val="22"/>
+                <w:color w:val="000000"/>
+              </w:rPr>
+            </w:pPr>
+            <w:r>
+              <w:rPr>
+                <w:rFonts w:ascii="Arial" w:hAnsi="Arial" w:eastAsia="Arial" w:cs="Arial"/>
+                <w:i w:val="false"/>
+                <w:b w:val="false"/>
+                <w:u w:val="none"/>
+                <w:strike w:val="false"/>
+                <w:sz w:val="22"/>
+                <w:szCs w:val="22"/>
+                <w:color w:val="000000"/>
+              </w:rPr>
+              <w:t xml:space="preserve">comun</w:t>
+            </w:r>
+          </w:p>
+        </w:tc>
+        <w:tc>
+          <w:tcPr>
+            <w:tcBorders>
+              <w:bottom w:val="none" w:sz="0" w:space="0" w:color="000000"/>
+              <w:top w:val="none" w:sz="0" w:space="0" w:color="000000"/>
+              <w:left w:val="none" w:sz="0" w:space="0" w:color="000000"/>
+              <w:right w:val="none" w:sz="0" w:space="0" w:color="000000"/>
+            </w:tcBorders>
+            <w:shd w:val="clear" w:color="auto" w:fill="FFFFFF"/>
+            <w:tcMar>
+              <w:top w:w="0" w:type="dxa"/>
+              <w:bottom w:w="0" w:type="dxa"/>
+              <w:left w:w="0" w:type="dxa"/>
+              <w:right w:w="0" w:type="dxa"/>
+            </w:tcMar>
+            <w:vAlign w:val="center"/>
+          </w:tcPr>
+          <w:p>
+            <w:pPr>
+              <w:pStyle w:val="Normal"/>
+              <w:jc w:val="right"/>
+              <w:pBdr>
+                <w:bottom w:val="none" w:sz="0" w:space="0" w:color="000000"/>
+                <w:top w:val="none" w:sz="0" w:space="0" w:color="000000"/>
+                <w:left w:val="none" w:sz="0" w:space="0" w:color="000000"/>
+                <w:right w:val="none" w:sz="0" w:space="0" w:color="000000"/>
+              </w:pBdr>
+              <w:spacing w:after="100" w:before="100" w:line="240"/>
+              <w:ind w:left="100" w:right="100" w:firstLine="0" w:firstLineChars="0"/>
+              <w:rPr>
+                <w:rFonts w:ascii="Arial" w:hAnsi="Arial" w:eastAsia="Arial" w:cs="Arial"/>
+                <w:i w:val="false"/>
+                <w:b w:val="false"/>
+                <w:u w:val="none"/>
+                <w:strike w:val="false"/>
+                <w:sz w:val="22"/>
+                <w:szCs w:val="22"/>
+                <w:color w:val="000000"/>
+              </w:rPr>
+            </w:pPr>
+            <w:r>
+              <w:rPr>
+                <w:rFonts w:ascii="Arial" w:hAnsi="Arial" w:eastAsia="Arial" w:cs="Arial"/>
+                <w:i w:val="false"/>
+                <w:b w:val="false"/>
+                <w:u w:val="none"/>
+                <w:strike w:val="false"/>
+                <w:sz w:val="22"/>
+                <w:szCs w:val="22"/>
+                <w:color w:val="000000"/>
+              </w:rPr>
+              <w:t xml:space="preserve">0.049</w:t>
+            </w:r>
+          </w:p>
+        </w:tc>
+        <w:tc>
+          <w:tcPr>
+            <w:tcBorders>
+              <w:bottom w:val="none" w:sz="0" w:space="0" w:color="000000"/>
+              <w:top w:val="none" w:sz="0" w:space="0" w:color="000000"/>
+              <w:left w:val="none" w:sz="0" w:space="0" w:color="000000"/>
+              <w:right w:val="none" w:sz="0" w:space="0" w:color="000000"/>
+            </w:tcBorders>
+            <w:shd w:val="clear" w:color="auto" w:fill="FFFFFF"/>
+            <w:tcMar>
+              <w:top w:w="0" w:type="dxa"/>
+              <w:bottom w:w="0" w:type="dxa"/>
+              <w:left w:w="0" w:type="dxa"/>
+              <w:right w:w="0" w:type="dxa"/>
+            </w:tcMar>
+            <w:vAlign w:val="center"/>
+          </w:tcPr>
+          <w:p>
+            <w:pPr>
+              <w:pStyle w:val="Normal"/>
+              <w:jc w:val="right"/>
+              <w:pBdr>
+                <w:bottom w:val="none" w:sz="0" w:space="0" w:color="000000"/>
+                <w:top w:val="none" w:sz="0" w:space="0" w:color="000000"/>
+                <w:left w:val="none" w:sz="0" w:space="0" w:color="000000"/>
+                <w:right w:val="none" w:sz="0" w:space="0" w:color="000000"/>
+              </w:pBdr>
+              <w:spacing w:after="100" w:before="100" w:line="240"/>
+              <w:ind w:left="100" w:right="100" w:firstLine="0" w:firstLineChars="0"/>
+              <w:rPr>
+                <w:rFonts w:ascii="Arial" w:hAnsi="Arial" w:eastAsia="Arial" w:cs="Arial"/>
+                <w:i w:val="false"/>
+                <w:b w:val="false"/>
+                <w:u w:val="none"/>
+                <w:strike w:val="false"/>
+                <w:sz w:val="22"/>
+                <w:szCs w:val="22"/>
+                <w:color w:val="000000"/>
+              </w:rPr>
+            </w:pPr>
+            <w:r>
+              <w:rPr>
+                <w:rFonts w:ascii="Arial" w:hAnsi="Arial" w:eastAsia="Arial" w:cs="Arial"/>
+                <w:i w:val="false"/>
+                <w:b w:val="false"/>
+                <w:u w:val="none"/>
+                <w:strike w:val="false"/>
+                <w:sz w:val="22"/>
+                <w:szCs w:val="22"/>
+                <w:color w:val="000000"/>
+              </w:rPr>
+              <w:t xml:space="preserve">0.315</w:t>
+            </w:r>
+          </w:p>
+        </w:tc>
+        <w:tc>
+          <w:tcPr>
+            <w:tcBorders>
+              <w:bottom w:val="none" w:sz="0" w:space="0" w:color="000000"/>
+              <w:top w:val="none" w:sz="0" w:space="0" w:color="000000"/>
+              <w:left w:val="none" w:sz="0" w:space="0" w:color="000000"/>
+              <w:right w:val="none" w:sz="0" w:space="0" w:color="000000"/>
+            </w:tcBorders>
+            <w:shd w:val="clear" w:color="auto" w:fill="FFFFFF"/>
+            <w:tcMar>
+              <w:top w:w="0" w:type="dxa"/>
+              <w:bottom w:w="0" w:type="dxa"/>
+              <w:left w:w="0" w:type="dxa"/>
+              <w:right w:w="0" w:type="dxa"/>
+            </w:tcMar>
+            <w:vAlign w:val="center"/>
+          </w:tcPr>
+          <w:p>
+            <w:pPr>
+              <w:pStyle w:val="Normal"/>
+              <w:jc w:val="right"/>
+              <w:pBdr>
+                <w:bottom w:val="none" w:sz="0" w:space="0" w:color="000000"/>
+                <w:top w:val="none" w:sz="0" w:space="0" w:color="000000"/>
+                <w:left w:val="none" w:sz="0" w:space="0" w:color="000000"/>
+                <w:right w:val="none" w:sz="0" w:space="0" w:color="000000"/>
+              </w:pBdr>
+              <w:spacing w:after="100" w:before="100" w:line="240"/>
+              <w:ind w:left="100" w:right="100" w:firstLine="0" w:firstLineChars="0"/>
+              <w:rPr>
+                <w:rFonts w:ascii="Arial" w:hAnsi="Arial" w:eastAsia="Arial" w:cs="Arial"/>
+                <w:i w:val="false"/>
+                <w:b w:val="false"/>
+                <w:u w:val="none"/>
+                <w:strike w:val="false"/>
+                <w:sz w:val="22"/>
+                <w:szCs w:val="22"/>
+                <w:color w:val="000000"/>
+              </w:rPr>
+            </w:pPr>
+            <w:r>
+              <w:rPr>
+                <w:rFonts w:ascii="Arial" w:hAnsi="Arial" w:eastAsia="Arial" w:cs="Arial"/>
+                <w:i w:val="false"/>
+                <w:b w:val="false"/>
+                <w:u w:val="none"/>
+                <w:strike w:val="false"/>
+                <w:sz w:val="22"/>
+                <w:szCs w:val="22"/>
+                <w:color w:val="000000"/>
+              </w:rPr>
+              <w:t xml:space="preserve">0.235</w:t>
+            </w:r>
+          </w:p>
+        </w:tc>
+      </w:tr>
+      <w:tr>
+        <w:trPr>
+          <w:trHeight w:val="608" w:hRule="auto"/>
+        </w:trPr>
+        <w:tc>
+          <w:tcPr>
+            <w:tcBorders>
+              <w:bottom w:val="none" w:sz="0" w:space="0" w:color="000000"/>
+              <w:top w:val="none" w:sz="0" w:space="0" w:color="000000"/>
+              <w:left w:val="none" w:sz="0" w:space="0" w:color="000000"/>
+              <w:right w:val="none" w:sz="0" w:space="0" w:color="000000"/>
+            </w:tcBorders>
+            <w:shd w:val="clear" w:color="auto" w:fill="FFFFFF"/>
+            <w:tcMar>
+              <w:top w:w="0" w:type="dxa"/>
+              <w:bottom w:w="0" w:type="dxa"/>
+              <w:left w:w="0" w:type="dxa"/>
+              <w:right w:w="0" w:type="dxa"/>
+            </w:tcMar>
+            <w:vAlign w:val="center"/>
+          </w:tcPr>
+          <w:p>
+            <w:pPr>
+              <w:pStyle w:val="Normal"/>
+              <w:jc w:val="left"/>
+              <w:pBdr>
+                <w:bottom w:val="none" w:sz="0" w:space="0" w:color="000000"/>
+                <w:top w:val="none" w:sz="0" w:space="0" w:color="000000"/>
+                <w:left w:val="none" w:sz="0" w:space="0" w:color="000000"/>
+                <w:right w:val="none" w:sz="0" w:space="0" w:color="000000"/>
+              </w:pBdr>
+              <w:spacing w:after="100" w:before="100" w:line="240"/>
+              <w:ind w:left="100" w:right="100" w:firstLine="0" w:firstLineChars="0"/>
+              <w:rPr>
+                <w:rFonts w:ascii="Arial" w:hAnsi="Arial" w:eastAsia="Arial" w:cs="Arial"/>
+                <w:i w:val="false"/>
+                <w:b w:val="false"/>
+                <w:u w:val="none"/>
+                <w:strike w:val="false"/>
+                <w:sz w:val="22"/>
+                <w:szCs w:val="22"/>
+                <w:color w:val="000000"/>
+              </w:rPr>
+            </w:pPr>
+            <w:r>
+              <w:rPr>
+                <w:rFonts w:ascii="Arial" w:hAnsi="Arial" w:eastAsia="Arial" w:cs="Arial"/>
+                <w:i w:val="false"/>
+                <w:b w:val="false"/>
+                <w:u w:val="none"/>
+                <w:strike w:val="false"/>
+                <w:sz w:val="22"/>
+                <w:szCs w:val="22"/>
+                <w:color w:val="000000"/>
+              </w:rPr>
+              <w:t xml:space="preserve">participacion_permanente</w:t>
+            </w:r>
+          </w:p>
+        </w:tc>
+        <w:tc>
+          <w:tcPr>
+            <w:tcBorders>
+              <w:bottom w:val="none" w:sz="0" w:space="0" w:color="000000"/>
+              <w:top w:val="none" w:sz="0" w:space="0" w:color="000000"/>
+              <w:left w:val="none" w:sz="0" w:space="0" w:color="000000"/>
+              <w:right w:val="none" w:sz="0" w:space="0" w:color="000000"/>
+            </w:tcBorders>
+            <w:shd w:val="clear" w:color="auto" w:fill="FFFFFF"/>
+            <w:tcMar>
+              <w:top w:w="0" w:type="dxa"/>
+              <w:bottom w:w="0" w:type="dxa"/>
+              <w:left w:w="0" w:type="dxa"/>
+              <w:right w:w="0" w:type="dxa"/>
+            </w:tcMar>
+            <w:vAlign w:val="center"/>
+          </w:tcPr>
+          <w:p>
+            <w:pPr>
+              <w:pStyle w:val="Normal"/>
+              <w:jc w:val="left"/>
+              <w:pBdr>
+                <w:bottom w:val="none" w:sz="0" w:space="0" w:color="000000"/>
+                <w:top w:val="none" w:sz="0" w:space="0" w:color="000000"/>
+                <w:left w:val="none" w:sz="0" w:space="0" w:color="000000"/>
+                <w:right w:val="none" w:sz="0" w:space="0" w:color="000000"/>
+              </w:pBdr>
+              <w:spacing w:after="100" w:before="100" w:line="240"/>
+              <w:ind w:left="100" w:right="100" w:firstLine="0" w:firstLineChars="0"/>
+              <w:rPr>
+                <w:rFonts w:ascii="Arial" w:hAnsi="Arial" w:eastAsia="Arial" w:cs="Arial"/>
+                <w:i w:val="false"/>
+                <w:b w:val="false"/>
+                <w:u w:val="none"/>
+                <w:strike w:val="false"/>
+                <w:sz w:val="22"/>
+                <w:szCs w:val="22"/>
+                <w:color w:val="000000"/>
+              </w:rPr>
+            </w:pPr>
+            <w:r>
+              <w:rPr>
+                <w:rFonts w:ascii="Arial" w:hAnsi="Arial" w:eastAsia="Arial" w:cs="Arial"/>
+                <w:i w:val="false"/>
+                <w:b w:val="false"/>
+                <w:u w:val="none"/>
+                <w:strike w:val="false"/>
+                <w:sz w:val="22"/>
+                <w:szCs w:val="22"/>
+                <w:color w:val="000000"/>
+              </w:rPr>
+              <w:t xml:space="preserve">bite_de</w:t>
+            </w:r>
+          </w:p>
+        </w:tc>
+        <w:tc>
+          <w:tcPr>
+            <w:tcBorders>
+              <w:bottom w:val="none" w:sz="0" w:space="0" w:color="000000"/>
+              <w:top w:val="none" w:sz="0" w:space="0" w:color="000000"/>
+              <w:left w:val="none" w:sz="0" w:space="0" w:color="000000"/>
+              <w:right w:val="none" w:sz="0" w:space="0" w:color="000000"/>
+            </w:tcBorders>
+            <w:shd w:val="clear" w:color="auto" w:fill="FFFFFF"/>
+            <w:tcMar>
+              <w:top w:w="0" w:type="dxa"/>
+              <w:bottom w:w="0" w:type="dxa"/>
+              <w:left w:w="0" w:type="dxa"/>
+              <w:right w:w="0" w:type="dxa"/>
+            </w:tcMar>
+            <w:vAlign w:val="center"/>
+          </w:tcPr>
+          <w:p>
+            <w:pPr>
+              <w:pStyle w:val="Normal"/>
+              <w:jc w:val="left"/>
+              <w:pBdr>
+                <w:bottom w:val="none" w:sz="0" w:space="0" w:color="000000"/>
+                <w:top w:val="none" w:sz="0" w:space="0" w:color="000000"/>
+                <w:left w:val="none" w:sz="0" w:space="0" w:color="000000"/>
+                <w:right w:val="none" w:sz="0" w:space="0" w:color="000000"/>
+              </w:pBdr>
+              <w:spacing w:after="100" w:before="100" w:line="240"/>
+              <w:ind w:left="100" w:right="100" w:firstLine="0" w:firstLineChars="0"/>
+              <w:rPr>
+                <w:rFonts w:ascii="Arial" w:hAnsi="Arial" w:eastAsia="Arial" w:cs="Arial"/>
+                <w:i w:val="false"/>
+                <w:b w:val="false"/>
+                <w:u w:val="none"/>
+                <w:strike w:val="false"/>
+                <w:sz w:val="22"/>
+                <w:szCs w:val="22"/>
+                <w:color w:val="000000"/>
+              </w:rPr>
+            </w:pPr>
+            <w:r>
+              <w:rPr>
+                <w:rFonts w:ascii="Arial" w:hAnsi="Arial" w:eastAsia="Arial" w:cs="Arial"/>
+                <w:i w:val="false"/>
+                <w:b w:val="false"/>
+                <w:u w:val="none"/>
+                <w:strike w:val="false"/>
+                <w:sz w:val="22"/>
+                <w:szCs w:val="22"/>
+                <w:color w:val="000000"/>
+              </w:rPr>
+              <w:t xml:space="preserve">completa</w:t>
+            </w:r>
+          </w:p>
+        </w:tc>
+        <w:tc>
+          <w:tcPr>
+            <w:tcBorders>
+              <w:bottom w:val="none" w:sz="0" w:space="0" w:color="000000"/>
+              <w:top w:val="none" w:sz="0" w:space="0" w:color="000000"/>
+              <w:left w:val="none" w:sz="0" w:space="0" w:color="000000"/>
+              <w:right w:val="none" w:sz="0" w:space="0" w:color="000000"/>
+            </w:tcBorders>
+            <w:shd w:val="clear" w:color="auto" w:fill="FFFFFF"/>
+            <w:tcMar>
+              <w:top w:w="0" w:type="dxa"/>
+              <w:bottom w:w="0" w:type="dxa"/>
+              <w:left w:w="0" w:type="dxa"/>
+              <w:right w:w="0" w:type="dxa"/>
+            </w:tcMar>
+            <w:vAlign w:val="center"/>
+          </w:tcPr>
+          <w:p>
+            <w:pPr>
+              <w:pStyle w:val="Normal"/>
+              <w:jc w:val="right"/>
+              <w:pBdr>
+                <w:bottom w:val="none" w:sz="0" w:space="0" w:color="000000"/>
+                <w:top w:val="none" w:sz="0" w:space="0" w:color="000000"/>
+                <w:left w:val="none" w:sz="0" w:space="0" w:color="000000"/>
+                <w:right w:val="none" w:sz="0" w:space="0" w:color="000000"/>
+              </w:pBdr>
+              <w:spacing w:after="100" w:before="100" w:line="240"/>
+              <w:ind w:left="100" w:right="100" w:firstLine="0" w:firstLineChars="0"/>
+              <w:rPr>
+                <w:rFonts w:ascii="Arial" w:hAnsi="Arial" w:eastAsia="Arial" w:cs="Arial"/>
+                <w:i w:val="false"/>
+                <w:b w:val="false"/>
+                <w:u w:val="none"/>
+                <w:strike w:val="false"/>
+                <w:sz w:val="22"/>
+                <w:szCs w:val="22"/>
+                <w:color w:val="000000"/>
+              </w:rPr>
+            </w:pPr>
+            <w:r>
+              <w:rPr>
+                <w:rFonts w:ascii="Arial" w:hAnsi="Arial" w:eastAsia="Arial" w:cs="Arial"/>
+                <w:i w:val="false"/>
+                <w:b w:val="false"/>
+                <w:u w:val="none"/>
+                <w:strike w:val="false"/>
+                <w:sz w:val="22"/>
+                <w:szCs w:val="22"/>
+                <w:color w:val="000000"/>
+              </w:rPr>
+              <w:t xml:space="preserve">0.000</w:t>
+            </w:r>
+          </w:p>
+        </w:tc>
+        <w:tc>
+          <w:tcPr>
+            <w:tcBorders>
+              <w:bottom w:val="none" w:sz="0" w:space="0" w:color="000000"/>
+              <w:top w:val="none" w:sz="0" w:space="0" w:color="000000"/>
+              <w:left w:val="none" w:sz="0" w:space="0" w:color="000000"/>
+              <w:right w:val="none" w:sz="0" w:space="0" w:color="000000"/>
+            </w:tcBorders>
+            <w:shd w:val="clear" w:color="auto" w:fill="FFFFFF"/>
+            <w:tcMar>
+              <w:top w:w="0" w:type="dxa"/>
+              <w:bottom w:w="0" w:type="dxa"/>
+              <w:left w:w="0" w:type="dxa"/>
+              <w:right w:w="0" w:type="dxa"/>
+            </w:tcMar>
+            <w:vAlign w:val="center"/>
+          </w:tcPr>
+          <w:p>
+            <w:pPr>
+              <w:pStyle w:val="Normal"/>
+              <w:jc w:val="right"/>
+              <w:pBdr>
+                <w:bottom w:val="none" w:sz="0" w:space="0" w:color="000000"/>
+                <w:top w:val="none" w:sz="0" w:space="0" w:color="000000"/>
+                <w:left w:val="none" w:sz="0" w:space="0" w:color="000000"/>
+                <w:right w:val="none" w:sz="0" w:space="0" w:color="000000"/>
+              </w:pBdr>
+              <w:spacing w:after="100" w:before="100" w:line="240"/>
+              <w:ind w:left="100" w:right="100" w:firstLine="0" w:firstLineChars="0"/>
+              <w:rPr>
+                <w:rFonts w:ascii="Arial" w:hAnsi="Arial" w:eastAsia="Arial" w:cs="Arial"/>
+                <w:i w:val="false"/>
+                <w:b w:val="false"/>
+                <w:u w:val="none"/>
+                <w:strike w:val="false"/>
+                <w:sz w:val="22"/>
+                <w:szCs w:val="22"/>
+                <w:color w:val="000000"/>
+              </w:rPr>
+            </w:pPr>
+            <w:r>
+              <w:rPr>
+                <w:rFonts w:ascii="Arial" w:hAnsi="Arial" w:eastAsia="Arial" w:cs="Arial"/>
+                <w:i w:val="false"/>
+                <w:b w:val="false"/>
+                <w:u w:val="none"/>
+                <w:strike w:val="false"/>
+                <w:sz w:val="22"/>
+                <w:szCs w:val="22"/>
+                <w:color w:val="000000"/>
+              </w:rPr>
+              <w:t xml:space="preserve">0.000</w:t>
+            </w:r>
+          </w:p>
+        </w:tc>
+        <w:tc>
+          <w:tcPr>
+            <w:tcBorders>
+              <w:bottom w:val="none" w:sz="0" w:space="0" w:color="000000"/>
+              <w:top w:val="none" w:sz="0" w:space="0" w:color="000000"/>
+              <w:left w:val="none" w:sz="0" w:space="0" w:color="000000"/>
+              <w:right w:val="none" w:sz="0" w:space="0" w:color="000000"/>
+            </w:tcBorders>
+            <w:shd w:val="clear" w:color="auto" w:fill="FFFFFF"/>
+            <w:tcMar>
+              <w:top w:w="0" w:type="dxa"/>
+              <w:bottom w:w="0" w:type="dxa"/>
+              <w:left w:w="0" w:type="dxa"/>
+              <w:right w:w="0" w:type="dxa"/>
+            </w:tcMar>
+            <w:vAlign w:val="center"/>
+          </w:tcPr>
+          <w:p>
+            <w:pPr>
+              <w:pStyle w:val="Normal"/>
+              <w:jc w:val="right"/>
+              <w:pBdr>
+                <w:bottom w:val="none" w:sz="0" w:space="0" w:color="000000"/>
+                <w:top w:val="none" w:sz="0" w:space="0" w:color="000000"/>
+                <w:left w:val="none" w:sz="0" w:space="0" w:color="000000"/>
+                <w:right w:val="none" w:sz="0" w:space="0" w:color="000000"/>
+              </w:pBdr>
+              <w:spacing w:after="100" w:before="100" w:line="240"/>
+              <w:ind w:left="100" w:right="100" w:firstLine="0" w:firstLineChars="0"/>
+              <w:rPr>
+                <w:rFonts w:ascii="Arial" w:hAnsi="Arial" w:eastAsia="Arial" w:cs="Arial"/>
+                <w:i w:val="false"/>
+                <w:b w:val="false"/>
+                <w:u w:val="none"/>
+                <w:strike w:val="false"/>
+                <w:sz w:val="22"/>
+                <w:szCs w:val="22"/>
+                <w:color w:val="000000"/>
+              </w:rPr>
+            </w:pPr>
+            <w:r>
+              <w:rPr>
+                <w:rFonts w:ascii="Arial" w:hAnsi="Arial" w:eastAsia="Arial" w:cs="Arial"/>
+                <w:i w:val="false"/>
+                <w:b w:val="false"/>
+                <w:u w:val="none"/>
+                <w:strike w:val="false"/>
+                <w:sz w:val="22"/>
+                <w:szCs w:val="22"/>
+                <w:color w:val="000000"/>
+              </w:rPr>
+              <w:t xml:space="preserve">0.000</w:t>
             </w:r>
           </w:p>
         </w:tc>
@@ -1951,7 +5513,117 @@
                 <w:szCs w:val="22"/>
                 <w:color w:val="000000"/>
               </w:rPr>
-              <w:t xml:space="preserve">Bite2022_obreros_wins</w:t>
+              <w:t xml:space="preserve">bite_de</w:t>
+            </w:r>
+          </w:p>
+        </w:tc>
+        <w:tc>
+          <w:tcPr>
+            <w:tcBorders>
+              <w:bottom w:val="single" w:sz="12" w:space="0" w:color="666666"/>
+              <w:top w:val="none" w:sz="0" w:space="0" w:color="000000"/>
+              <w:left w:val="none" w:sz="0" w:space="0" w:color="000000"/>
+              <w:right w:val="none" w:sz="0" w:space="0" w:color="000000"/>
+            </w:tcBorders>
+            <w:shd w:val="clear" w:color="auto" w:fill="FFFFFF"/>
+            <w:tcMar>
+              <w:top w:w="0" w:type="dxa"/>
+              <w:bottom w:w="0" w:type="dxa"/>
+              <w:left w:w="0" w:type="dxa"/>
+              <w:right w:w="0" w:type="dxa"/>
+            </w:tcMar>
+            <w:vAlign w:val="center"/>
+          </w:tcPr>
+          <w:p>
+            <w:pPr>
+              <w:pStyle w:val="Normal"/>
+              <w:jc w:val="left"/>
+              <w:pBdr>
+                <w:bottom w:val="none" w:sz="0" w:space="0" w:color="000000"/>
+                <w:top w:val="none" w:sz="0" w:space="0" w:color="000000"/>
+                <w:left w:val="none" w:sz="0" w:space="0" w:color="000000"/>
+                <w:right w:val="none" w:sz="0" w:space="0" w:color="000000"/>
+              </w:pBdr>
+              <w:spacing w:after="100" w:before="100" w:line="240"/>
+              <w:ind w:left="100" w:right="100" w:firstLine="0" w:firstLineChars="0"/>
+              <w:rPr>
+                <w:rFonts w:ascii="Arial" w:hAnsi="Arial" w:eastAsia="Arial" w:cs="Arial"/>
+                <w:i w:val="false"/>
+                <w:b w:val="false"/>
+                <w:u w:val="none"/>
+                <w:strike w:val="false"/>
+                <w:sz w:val="22"/>
+                <w:szCs w:val="22"/>
+                <w:color w:val="000000"/>
+              </w:rPr>
+            </w:pPr>
+            <w:r>
+              <w:rPr>
+                <w:rFonts w:ascii="Arial" w:hAnsi="Arial" w:eastAsia="Arial" w:cs="Arial"/>
+                <w:i w:val="false"/>
+                <w:b w:val="false"/>
+                <w:u w:val="none"/>
+                <w:strike w:val="false"/>
+                <w:sz w:val="22"/>
+                <w:szCs w:val="22"/>
+                <w:color w:val="000000"/>
+              </w:rPr>
+              <w:t xml:space="preserve">comun</w:t>
+            </w:r>
+          </w:p>
+        </w:tc>
+        <w:tc>
+          <w:tcPr>
+            <w:tcBorders>
+              <w:bottom w:val="single" w:sz="12" w:space="0" w:color="666666"/>
+              <w:top w:val="none" w:sz="0" w:space="0" w:color="000000"/>
+              <w:left w:val="none" w:sz="0" w:space="0" w:color="000000"/>
+              <w:right w:val="none" w:sz="0" w:space="0" w:color="000000"/>
+            </w:tcBorders>
+            <w:shd w:val="clear" w:color="auto" w:fill="FFFFFF"/>
+            <w:tcMar>
+              <w:top w:w="0" w:type="dxa"/>
+              <w:bottom w:w="0" w:type="dxa"/>
+              <w:left w:w="0" w:type="dxa"/>
+              <w:right w:w="0" w:type="dxa"/>
+            </w:tcMar>
+            <w:vAlign w:val="center"/>
+          </w:tcPr>
+          <w:p>
+            <w:pPr>
+              <w:pStyle w:val="Normal"/>
+              <w:jc w:val="right"/>
+              <w:pBdr>
+                <w:bottom w:val="none" w:sz="0" w:space="0" w:color="000000"/>
+                <w:top w:val="none" w:sz="0" w:space="0" w:color="000000"/>
+                <w:left w:val="none" w:sz="0" w:space="0" w:color="000000"/>
+                <w:right w:val="none" w:sz="0" w:space="0" w:color="000000"/>
+              </w:pBdr>
+              <w:spacing w:after="100" w:before="100" w:line="240"/>
+              <w:ind w:left="100" w:right="100" w:firstLine="0" w:firstLineChars="0"/>
+              <w:rPr>
+                <w:rFonts w:ascii="Arial" w:hAnsi="Arial" w:eastAsia="Arial" w:cs="Arial"/>
+                <w:i w:val="false"/>
+                <w:b w:val="false"/>
+                <w:u w:val="none"/>
+                <w:strike w:val="false"/>
+                <w:sz w:val="22"/>
+                <w:szCs w:val="22"/>
+                <w:color w:val="000000"/>
+              </w:rPr>
+            </w:pPr>
+            <w:r>
+              <w:rPr>
+                <w:rFonts w:ascii="Arial" w:hAnsi="Arial" w:eastAsia="Arial" w:cs="Arial"/>
+                <w:i w:val="false"/>
+                <w:b w:val="false"/>
+                <w:u w:val="none"/>
+                <w:strike w:val="false"/>
+                <w:sz w:val="22"/>
+                <w:szCs w:val="22"/>
+                <w:color w:val="000000"/>
+              </w:rPr>
+              <w:t xml:space="preserve">0.000</w:t>
             </w:r>
           </w:p>
         </w:tc>
